--- a/fuentes/CFA4_135333_DU.docx
+++ b/fuentes/CFA4_135333_DU.docx
@@ -1986,7 +1986,7 @@
         <w:ind w:firstLine="0"/>
       </w:pPr>
       <w:r>
-        <w:t>Gestión de requerimientos e indicadores de gestión: introducción</w:t>
+        <w:t>Gestión de requerimientos e indicadores de gestión</w:t>
       </w:r>
     </w:p>
     <w:p>
@@ -2070,19 +2070,7 @@
         <w:t xml:space="preserve">  </w:t>
       </w:r>
       <w:r>
-        <w:t xml:space="preserve">Nota. SENA, </w:t>
-      </w:r>
-      <w:r>
-        <w:t>(</w:t>
-      </w:r>
-      <w:r>
-        <w:t>2026</w:t>
-      </w:r>
-      <w:r>
-        <w:t>)</w:t>
-      </w:r>
-      <w:r>
-        <w:t>.</w:t>
+        <w:t>Video: gestión de requerimientos e indicadores de gestión.</w:t>
       </w:r>
       <w:r>
         <w:t xml:space="preserve">                   </w:t>
@@ -2183,13 +2171,20 @@
                 <w:b/>
                 <w:lang w:val="es-419"/>
               </w:rPr>
-              <w:t>Síntesis del video:</w:t>
+              <w:t>Transcripción</w:t>
             </w:r>
             <w:r>
               <w:rPr>
                 <w:b/>
                 <w:lang w:val="es-419"/>
               </w:rPr>
+              <w:t xml:space="preserve"> del video:</w:t>
+            </w:r>
+            <w:r>
+              <w:rPr>
+                <w:b/>
+                <w:lang w:val="es-419"/>
+              </w:rPr>
               <w:t xml:space="preserve"> </w:t>
             </w:r>
             <w:r>
@@ -2197,7 +2192,21 @@
                 <w:bCs/>
                 <w:lang w:val="es-419"/>
               </w:rPr>
-              <w:t>Gestión de requerimientos e indicadores de gestión:</w:t>
+              <w:t>g</w:t>
+            </w:r>
+            <w:r>
+              <w:rPr>
+                <w:bCs/>
+                <w:lang w:val="es-419"/>
+              </w:rPr>
+              <w:t>estión</w:t>
+            </w:r>
+            <w:r>
+              <w:rPr>
+                <w:bCs/>
+                <w:lang w:val="es-419"/>
+              </w:rPr>
+              <w:t xml:space="preserve"> de requerimientos e indicadores de gestión:</w:t>
             </w:r>
             <w:r>
               <w:rPr>
@@ -2229,7 +2238,11 @@
               <w:t>con los clientes para</w:t>
             </w:r>
             <w:r>
-              <w:t xml:space="preserve"> su desempeño. Así, el servicio de atención será más eficiente para controlar mejor el proyecto, ahorrar tiempo y dinero, a la vez ofrecer </w:t>
+              <w:t xml:space="preserve"> su desempeño. Así, el servicio de atención será más eficiente para controlar mejor el proyecto, ahorrar </w:t>
+            </w:r>
+            <w:r>
+              <w:lastRenderedPageBreak/>
+              <w:t xml:space="preserve">tiempo y dinero, a la vez ofrecer </w:t>
             </w:r>
             <w:r>
               <w:t xml:space="preserve">una </w:t>
@@ -2240,7 +2253,6 @@
           </w:p>
           <w:p>
             <w:r>
-              <w:lastRenderedPageBreak/>
               <w:t xml:space="preserve">Inicialmente, es importante cumplir con la normativa pues ayuda al equipo, </w:t>
             </w:r>
             <w:r>
@@ -2634,36 +2646,18 @@
           <w:szCs w:val="28"/>
           <w:lang w:val="es-419"/>
         </w:rPr>
-        <w:t xml:space="preserve">Nota. SENA, </w:t>
-      </w:r>
-      <w:r>
-        <w:rPr>
-          <w:rFonts w:ascii="Calibri" w:hAnsi="Calibri" w:cs="Calibri"/>
-          <w:szCs w:val="28"/>
+        <w:t xml:space="preserve">Video: </w:t>
+      </w:r>
+      <w:r>
+        <w:rPr>
+          <w:bCs/>
           <w:lang w:val="es-419"/>
         </w:rPr>
-        <w:t>(</w:t>
-      </w:r>
-      <w:r>
-        <w:rPr>
-          <w:rFonts w:ascii="Calibri" w:hAnsi="Calibri" w:cs="Calibri"/>
-          <w:szCs w:val="28"/>
-          <w:lang w:val="es-419"/>
-        </w:rPr>
-        <w:t>2026</w:t>
-      </w:r>
-      <w:r>
-        <w:rPr>
-          <w:rFonts w:ascii="Calibri" w:hAnsi="Calibri" w:cs="Calibri"/>
-          <w:szCs w:val="28"/>
-          <w:lang w:val="es-419"/>
-        </w:rPr>
-        <w:t>)</w:t>
-      </w:r>
-      <w:r>
-        <w:rPr>
-          <w:rFonts w:ascii="Calibri" w:hAnsi="Calibri" w:cs="Calibri"/>
-          <w:szCs w:val="28"/>
+        <w:t>Ley estatutaria 1581 de 2012: disposiciones generales para la protección de datos personales</w:t>
+      </w:r>
+      <w:r>
+        <w:rPr>
+          <w:bCs/>
           <w:lang w:val="es-419"/>
         </w:rPr>
         <w:t>.</w:t>
@@ -2721,13 +2715,20 @@
                 <w:b/>
                 <w:lang w:val="es-419"/>
               </w:rPr>
-              <w:t>Síntesis del video:</w:t>
+              <w:t>Transcripción</w:t>
             </w:r>
             <w:r>
               <w:rPr>
                 <w:b/>
                 <w:lang w:val="es-419"/>
               </w:rPr>
+              <w:t xml:space="preserve"> del video:</w:t>
+            </w:r>
+            <w:r>
+              <w:rPr>
+                <w:b/>
+                <w:lang w:val="es-419"/>
+              </w:rPr>
               <w:t xml:space="preserve"> </w:t>
             </w:r>
             <w:r>
@@ -2736,6 +2737,13 @@
                 <w:lang w:val="es-419"/>
               </w:rPr>
               <w:t>Ley estatutaria 1581 de 2012: disposiciones generales para la protección de datos personales</w:t>
+            </w:r>
+            <w:r>
+              <w:rPr>
+                <w:bCs/>
+                <w:lang w:val="es-419"/>
+              </w:rPr>
+              <w:t>.</w:t>
             </w:r>
           </w:p>
         </w:tc>
@@ -4729,7 +4737,13 @@
           <w:lang w:val="es-419" w:eastAsia="es-CO"/>
         </w:rPr>
         <w:tab/>
-        <w:t xml:space="preserve">      Nota. SENA, (2026).</w:t>
+        <w:t xml:space="preserve">      </w:t>
+      </w:r>
+      <w:r>
+        <w:rPr>
+          <w:lang w:val="es-419" w:eastAsia="es-CO"/>
+        </w:rPr>
+        <w:t>Video: componentes de gestión de la cadena de suministro.</w:t>
       </w:r>
     </w:p>
     <w:p>
@@ -4784,13 +4798,20 @@
                 <w:b/>
                 <w:lang w:val="es-419"/>
               </w:rPr>
-              <w:t>Síntesis del video:</w:t>
+              <w:t>Transcripción</w:t>
             </w:r>
             <w:r>
               <w:rPr>
                 <w:b/>
                 <w:lang w:val="es-419"/>
               </w:rPr>
+              <w:t xml:space="preserve"> del video:</w:t>
+            </w:r>
+            <w:r>
+              <w:rPr>
+                <w:b/>
+                <w:lang w:val="es-419"/>
+              </w:rPr>
               <w:t xml:space="preserve"> </w:t>
             </w:r>
             <w:r>
@@ -4798,7 +4819,14 @@
                 <w:bCs/>
                 <w:lang w:val="es-419"/>
               </w:rPr>
-              <w:t>Componentes de gestión de la cadena de suministro</w:t>
+              <w:t>c</w:t>
+            </w:r>
+            <w:r>
+              <w:rPr>
+                <w:bCs/>
+                <w:lang w:val="es-419"/>
+              </w:rPr>
+              <w:t>omponentes de gestión de la cadena de suministro</w:t>
             </w:r>
           </w:p>
         </w:tc>
@@ -5034,31 +5062,7 @@
         <w:rPr>
           <w:lang w:val="es-419" w:eastAsia="es-CO"/>
         </w:rPr>
-        <w:t xml:space="preserve">Nota. SENA, </w:t>
-      </w:r>
-      <w:r>
-        <w:rPr>
-          <w:lang w:val="es-419" w:eastAsia="es-CO"/>
-        </w:rPr>
-        <w:t>(</w:t>
-      </w:r>
-      <w:r>
-        <w:rPr>
-          <w:lang w:val="es-419" w:eastAsia="es-CO"/>
-        </w:rPr>
-        <w:t>2026</w:t>
-      </w:r>
-      <w:r>
-        <w:rPr>
-          <w:lang w:val="es-419" w:eastAsia="es-CO"/>
-        </w:rPr>
-        <w:t>)</w:t>
-      </w:r>
-      <w:r>
-        <w:rPr>
-          <w:lang w:val="es-419" w:eastAsia="es-CO"/>
-        </w:rPr>
-        <w:t>.</w:t>
+        <w:t>Video: atención PQR.</w:t>
       </w:r>
     </w:p>
     <w:p>
@@ -5113,13 +5117,20 @@
                 <w:b/>
                 <w:lang w:val="es-419"/>
               </w:rPr>
-              <w:t>Síntesis del video:</w:t>
+              <w:t>Transcripción</w:t>
             </w:r>
             <w:r>
               <w:rPr>
                 <w:b/>
                 <w:lang w:val="es-419"/>
               </w:rPr>
+              <w:t xml:space="preserve"> del video:</w:t>
+            </w:r>
+            <w:r>
+              <w:rPr>
+                <w:b/>
+                <w:lang w:val="es-419"/>
+              </w:rPr>
               <w:t xml:space="preserve"> </w:t>
             </w:r>
             <w:r>
@@ -5127,14 +5138,21 @@
                 <w:bCs/>
                 <w:lang w:val="es-419"/>
               </w:rPr>
-              <w:t>Atención PQR</w:t>
+              <w:t>a</w:t>
             </w:r>
             <w:r>
               <w:rPr>
                 <w:bCs/>
                 <w:lang w:val="es-419"/>
               </w:rPr>
-              <w:t xml:space="preserve"> Introducción</w:t>
+              <w:t>tención PQR</w:t>
+            </w:r>
+            <w:r>
+              <w:rPr>
+                <w:bCs/>
+                <w:lang w:val="es-419"/>
+              </w:rPr>
+              <w:t>.</w:t>
             </w:r>
           </w:p>
         </w:tc>
@@ -7129,31 +7147,7 @@
         <w:rPr>
           <w:lang w:val="es-419" w:eastAsia="es-CO"/>
         </w:rPr>
-        <w:t>Nota. SENA,</w:t>
-      </w:r>
-      <w:r>
-        <w:rPr>
-          <w:lang w:val="es-419" w:eastAsia="es-CO"/>
-        </w:rPr>
-        <w:t xml:space="preserve"> (</w:t>
-      </w:r>
-      <w:r>
-        <w:rPr>
-          <w:lang w:val="es-419" w:eastAsia="es-CO"/>
-        </w:rPr>
-        <w:t>2026</w:t>
-      </w:r>
-      <w:r>
-        <w:rPr>
-          <w:lang w:val="es-419" w:eastAsia="es-CO"/>
-        </w:rPr>
-        <w:t>)</w:t>
-      </w:r>
-      <w:r>
-        <w:rPr>
-          <w:lang w:val="es-419" w:eastAsia="es-CO"/>
-        </w:rPr>
-        <w:t>.</w:t>
+        <w:t>Video: acuerdos de niveles de servicio.</w:t>
       </w:r>
     </w:p>
     <w:p>
@@ -7208,13 +7202,20 @@
                 <w:b/>
                 <w:lang w:val="es-419"/>
               </w:rPr>
-              <w:t>Síntesis del video:</w:t>
+              <w:t>Transcripción</w:t>
             </w:r>
             <w:r>
               <w:rPr>
                 <w:b/>
                 <w:lang w:val="es-419"/>
               </w:rPr>
+              <w:t xml:space="preserve"> del video:</w:t>
+            </w:r>
+            <w:r>
+              <w:rPr>
+                <w:b/>
+                <w:lang w:val="es-419"/>
+              </w:rPr>
               <w:t xml:space="preserve"> </w:t>
             </w:r>
             <w:r>
@@ -7222,7 +7223,21 @@
                 <w:bCs/>
                 <w:lang w:val="es-419"/>
               </w:rPr>
-              <w:t>Acuerdos de niveles de servicio</w:t>
+              <w:t>a</w:t>
+            </w:r>
+            <w:r>
+              <w:rPr>
+                <w:bCs/>
+                <w:lang w:val="es-419"/>
+              </w:rPr>
+              <w:t>cuerdos de niveles de servicio</w:t>
+            </w:r>
+            <w:r>
+              <w:rPr>
+                <w:bCs/>
+                <w:lang w:val="es-419"/>
+              </w:rPr>
+              <w:t>.</w:t>
             </w:r>
           </w:p>
         </w:tc>
@@ -13144,7 +13159,7 @@
                 <w:sz w:val="28"/>
                 <w:szCs w:val="28"/>
               </w:rPr>
-              <w:t>Dirección General</w:t>
+              <w:t>Centro Agroturístico - Regional Santander</w:t>
             </w:r>
           </w:p>
         </w:tc>
@@ -21327,7 +21342,7 @@
 </file>
 
 <file path=customXml/itemProps2.xml><?xml version="1.0" encoding="utf-8"?>
-<ds:datastoreItem xmlns:ds="http://schemas.openxmlformats.org/officeDocument/2006/customXml" ds:itemID="{D7CE8ACE-C309-42E0-9EC3-81B9305AE9D3}"/>
+<ds:datastoreItem xmlns:ds="http://schemas.openxmlformats.org/officeDocument/2006/customXml" ds:itemID="{A541A553-DB8C-431E-A140-CEDE8E8D469F}"/>
 </file>
 
 <file path=customXml/itemProps3.xml><?xml version="1.0" encoding="utf-8"?>

--- a/fuentes/CFA4_135333_DU.docx
+++ b/fuentes/CFA4_135333_DU.docx
@@ -604,7 +604,7 @@
           <w:r>
             <w:fldChar w:fldCharType="separate"/>
           </w:r>
-          <w:hyperlink w:anchor="_Toc225955790" w:history="1">
+          <w:hyperlink w:anchor="_Toc229424631" w:history="1">
             <w:r>
               <w:rPr>
                 <w:rStyle w:val="Hipervnculo"/>
@@ -631,7 +631,7 @@
                 <w:noProof/>
                 <w:webHidden/>
               </w:rPr>
-              <w:instrText xml:space="preserve"> PAGEREF _Toc225955790 \h </w:instrText>
+              <w:instrText xml:space="preserve"> PAGEREF _Toc229424631 \h </w:instrText>
             </w:r>
             <w:r>
               <w:rPr>
@@ -678,7 +678,7 @@
               <w14:ligatures w14:val="none"/>
             </w:rPr>
           </w:pPr>
-          <w:hyperlink w:anchor="_Toc225955791" w:history="1">
+          <w:hyperlink w:anchor="_Toc229424632" w:history="1">
             <w:r>
               <w:rPr>
                 <w:rStyle w:val="Hipervnculo"/>
@@ -723,7 +723,7 @@
                 <w:noProof/>
                 <w:webHidden/>
               </w:rPr>
-              <w:instrText xml:space="preserve"> PAGEREF _Toc225955791 \h </w:instrText>
+              <w:instrText xml:space="preserve"> PAGEREF _Toc229424632 \h </w:instrText>
             </w:r>
             <w:r>
               <w:rPr>
@@ -766,7 +766,7 @@
               <w14:ligatures w14:val="none"/>
             </w:rPr>
           </w:pPr>
-          <w:hyperlink w:anchor="_Toc225955792" w:history="1">
+          <w:hyperlink w:anchor="_Toc229424633" w:history="1">
             <w:r>
               <w:rPr>
                 <w:rStyle w:val="Hipervnculo"/>
@@ -811,7 +811,7 @@
                 <w:noProof/>
                 <w:webHidden/>
               </w:rPr>
-              <w:instrText xml:space="preserve"> PAGEREF _Toc225955792 \h </w:instrText>
+              <w:instrText xml:space="preserve"> PAGEREF _Toc229424633 \h </w:instrText>
             </w:r>
             <w:r>
               <w:rPr>
@@ -854,7 +854,7 @@
               <w14:ligatures w14:val="none"/>
             </w:rPr>
           </w:pPr>
-          <w:hyperlink w:anchor="_Toc225955793" w:history="1">
+          <w:hyperlink w:anchor="_Toc229424634" w:history="1">
             <w:r>
               <w:rPr>
                 <w:rStyle w:val="Hipervnculo"/>
@@ -899,7 +899,7 @@
                 <w:noProof/>
                 <w:webHidden/>
               </w:rPr>
-              <w:instrText xml:space="preserve"> PAGEREF _Toc225955793 \h </w:instrText>
+              <w:instrText xml:space="preserve"> PAGEREF _Toc229424634 \h </w:instrText>
             </w:r>
             <w:r>
               <w:rPr>
@@ -942,7 +942,7 @@
               <w14:ligatures w14:val="none"/>
             </w:rPr>
           </w:pPr>
-          <w:hyperlink w:anchor="_Toc225955794" w:history="1">
+          <w:hyperlink w:anchor="_Toc229424635" w:history="1">
             <w:r>
               <w:rPr>
                 <w:rStyle w:val="Hipervnculo"/>
@@ -987,7 +987,7 @@
                 <w:noProof/>
                 <w:webHidden/>
               </w:rPr>
-              <w:instrText xml:space="preserve"> PAGEREF _Toc225955794 \h </w:instrText>
+              <w:instrText xml:space="preserve"> PAGEREF _Toc229424635 \h </w:instrText>
             </w:r>
             <w:r>
               <w:rPr>
@@ -1034,7 +1034,7 @@
               <w14:ligatures w14:val="none"/>
             </w:rPr>
           </w:pPr>
-          <w:hyperlink w:anchor="_Toc225955795" w:history="1">
+          <w:hyperlink w:anchor="_Toc229424636" w:history="1">
             <w:r>
               <w:rPr>
                 <w:rStyle w:val="Hipervnculo"/>
@@ -1079,7 +1079,7 @@
                 <w:noProof/>
                 <w:webHidden/>
               </w:rPr>
-              <w:instrText xml:space="preserve"> PAGEREF _Toc225955795 \h </w:instrText>
+              <w:instrText xml:space="preserve"> PAGEREF _Toc229424636 \h </w:instrText>
             </w:r>
             <w:r>
               <w:rPr>
@@ -1122,7 +1122,7 @@
               <w14:ligatures w14:val="none"/>
             </w:rPr>
           </w:pPr>
-          <w:hyperlink w:anchor="_Toc225955796" w:history="1">
+          <w:hyperlink w:anchor="_Toc229424637" w:history="1">
             <w:r>
               <w:rPr>
                 <w:rStyle w:val="Hipervnculo"/>
@@ -1167,7 +1167,7 @@
                 <w:noProof/>
                 <w:webHidden/>
               </w:rPr>
-              <w:instrText xml:space="preserve"> PAGEREF _Toc225955796 \h </w:instrText>
+              <w:instrText xml:space="preserve"> PAGEREF _Toc229424637 \h </w:instrText>
             </w:r>
             <w:r>
               <w:rPr>
@@ -1210,7 +1210,7 @@
               <w14:ligatures w14:val="none"/>
             </w:rPr>
           </w:pPr>
-          <w:hyperlink w:anchor="_Toc225955797" w:history="1">
+          <w:hyperlink w:anchor="_Toc229424638" w:history="1">
             <w:r>
               <w:rPr>
                 <w:rStyle w:val="Hipervnculo"/>
@@ -1255,7 +1255,7 @@
                 <w:noProof/>
                 <w:webHidden/>
               </w:rPr>
-              <w:instrText xml:space="preserve"> PAGEREF _Toc225955797 \h </w:instrText>
+              <w:instrText xml:space="preserve"> PAGEREF _Toc229424638 \h </w:instrText>
             </w:r>
             <w:r>
               <w:rPr>
@@ -1302,7 +1302,7 @@
               <w14:ligatures w14:val="none"/>
             </w:rPr>
           </w:pPr>
-          <w:hyperlink w:anchor="_Toc225955798" w:history="1">
+          <w:hyperlink w:anchor="_Toc229424639" w:history="1">
             <w:r>
               <w:rPr>
                 <w:rStyle w:val="Hipervnculo"/>
@@ -1347,7 +1347,7 @@
                 <w:noProof/>
                 <w:webHidden/>
               </w:rPr>
-              <w:instrText xml:space="preserve"> PAGEREF _Toc225955798 \h </w:instrText>
+              <w:instrText xml:space="preserve"> PAGEREF _Toc229424639 \h </w:instrText>
             </w:r>
             <w:r>
               <w:rPr>
@@ -1390,7 +1390,7 @@
               <w14:ligatures w14:val="none"/>
             </w:rPr>
           </w:pPr>
-          <w:hyperlink w:anchor="_Toc225955799" w:history="1">
+          <w:hyperlink w:anchor="_Toc229424640" w:history="1">
             <w:r>
               <w:rPr>
                 <w:rStyle w:val="Hipervnculo"/>
@@ -1435,7 +1435,7 @@
                 <w:noProof/>
                 <w:webHidden/>
               </w:rPr>
-              <w:instrText xml:space="preserve"> PAGEREF _Toc225955799 \h </w:instrText>
+              <w:instrText xml:space="preserve"> PAGEREF _Toc229424640 \h </w:instrText>
             </w:r>
             <w:r>
               <w:rPr>
@@ -1478,7 +1478,7 @@
               <w14:ligatures w14:val="none"/>
             </w:rPr>
           </w:pPr>
-          <w:hyperlink w:anchor="_Toc225955800" w:history="1">
+          <w:hyperlink w:anchor="_Toc229424641" w:history="1">
             <w:r>
               <w:rPr>
                 <w:rStyle w:val="Hipervnculo"/>
@@ -1523,7 +1523,7 @@
                 <w:noProof/>
                 <w:webHidden/>
               </w:rPr>
-              <w:instrText xml:space="preserve"> PAGEREF _Toc225955800 \h </w:instrText>
+              <w:instrText xml:space="preserve"> PAGEREF _Toc229424641 \h </w:instrText>
             </w:r>
             <w:r>
               <w:rPr>
@@ -1566,7 +1566,7 @@
               <w14:ligatures w14:val="none"/>
             </w:rPr>
           </w:pPr>
-          <w:hyperlink w:anchor="_Toc225955801" w:history="1">
+          <w:hyperlink w:anchor="_Toc229424642" w:history="1">
             <w:r>
               <w:rPr>
                 <w:rStyle w:val="Hipervnculo"/>
@@ -1611,7 +1611,7 @@
                 <w:noProof/>
                 <w:webHidden/>
               </w:rPr>
-              <w:instrText xml:space="preserve"> PAGEREF _Toc225955801 \h </w:instrText>
+              <w:instrText xml:space="preserve"> PAGEREF _Toc229424642 \h </w:instrText>
             </w:r>
             <w:r>
               <w:rPr>
@@ -1657,7 +1657,7 @@
               <w14:ligatures w14:val="none"/>
             </w:rPr>
           </w:pPr>
-          <w:hyperlink w:anchor="_Toc225955802" w:history="1">
+          <w:hyperlink w:anchor="_Toc229424643" w:history="1">
             <w:r>
               <w:rPr>
                 <w:rStyle w:val="Hipervnculo"/>
@@ -1684,7 +1684,7 @@
                 <w:noProof/>
                 <w:webHidden/>
               </w:rPr>
-              <w:instrText xml:space="preserve"> PAGEREF _Toc225955802 \h </w:instrText>
+              <w:instrText xml:space="preserve"> PAGEREF _Toc229424643 \h </w:instrText>
             </w:r>
             <w:r>
               <w:rPr>
@@ -1730,7 +1730,7 @@
               <w14:ligatures w14:val="none"/>
             </w:rPr>
           </w:pPr>
-          <w:hyperlink w:anchor="_Toc225955803" w:history="1">
+          <w:hyperlink w:anchor="_Toc229424644" w:history="1">
             <w:r>
               <w:rPr>
                 <w:rStyle w:val="Hipervnculo"/>
@@ -1757,7 +1757,7 @@
                 <w:noProof/>
                 <w:webHidden/>
               </w:rPr>
-              <w:instrText xml:space="preserve"> PAGEREF _Toc225955803 \h </w:instrText>
+              <w:instrText xml:space="preserve"> PAGEREF _Toc229424644 \h </w:instrText>
             </w:r>
             <w:r>
               <w:rPr>
@@ -1803,7 +1803,7 @@
               <w14:ligatures w14:val="none"/>
             </w:rPr>
           </w:pPr>
-          <w:hyperlink w:anchor="_Toc225955804" w:history="1">
+          <w:hyperlink w:anchor="_Toc229424645" w:history="1">
             <w:r>
               <w:rPr>
                 <w:rStyle w:val="Hipervnculo"/>
@@ -1830,7 +1830,7 @@
                 <w:noProof/>
                 <w:webHidden/>
               </w:rPr>
-              <w:instrText xml:space="preserve"> PAGEREF _Toc225955804 \h </w:instrText>
+              <w:instrText xml:space="preserve"> PAGEREF _Toc229424645 \h </w:instrText>
             </w:r>
             <w:r>
               <w:rPr>
@@ -1876,7 +1876,7 @@
               <w14:ligatures w14:val="none"/>
             </w:rPr>
           </w:pPr>
-          <w:hyperlink w:anchor="_Toc225955805" w:history="1">
+          <w:hyperlink w:anchor="_Toc229424646" w:history="1">
             <w:r>
               <w:rPr>
                 <w:rStyle w:val="Hipervnculo"/>
@@ -1903,7 +1903,7 @@
                 <w:noProof/>
                 <w:webHidden/>
               </w:rPr>
-              <w:instrText xml:space="preserve"> PAGEREF _Toc225955805 \h </w:instrText>
+              <w:instrText xml:space="preserve"> PAGEREF _Toc229424646 \h </w:instrText>
             </w:r>
             <w:r>
               <w:rPr>
@@ -1968,7 +1968,7 @@
       <w:pPr>
         <w:pStyle w:val="Titulosgenerales"/>
       </w:pPr>
-      <w:bookmarkStart w:id="0" w:name="_Toc225955790"/>
+      <w:bookmarkStart w:id="0" w:name="_Toc229424631"/>
       <w:r>
         <w:lastRenderedPageBreak/>
         <w:t>Introducción</w:t>
@@ -1977,7 +1977,19 @@
     </w:p>
     <w:p>
       <w:r>
-        <w:t>Bienvenido al componente Gestión de requerimientos e Indicadores de gestión. Para comenzar este recorrido, se invita a explorar el recurso que se muestra a continuación:</w:t>
+        <w:t xml:space="preserve">Bienvenido al componente Gestión de requerimientos e </w:t>
+      </w:r>
+      <w:r>
+        <w:t>i</w:t>
+      </w:r>
+      <w:r>
+        <w:t xml:space="preserve">ndicadores de gestión. Para comenzar este recorrido, se invita a explorar el </w:t>
+      </w:r>
+      <w:r>
+        <w:t>siguiente recurso</w:t>
+      </w:r>
+      <w:r>
+        <w:t>:</w:t>
       </w:r>
     </w:p>
     <w:p>
@@ -1988,20 +2000,23 @@
       <w:r>
         <w:t>Gestión de requerimientos e indicadores de gestión</w:t>
       </w:r>
-    </w:p>
-    <w:p>
-      <w:r>
-        <w:t xml:space="preserve">                     </w:t>
+      <w:r>
+        <w:t xml:space="preserve"> Introducción</w:t>
+      </w:r>
+    </w:p>
+    <w:p>
+      <w:r>
+        <w:t xml:space="preserve">                   </w:t>
       </w:r>
       <w:r>
         <w:rPr>
           <w:noProof/>
         </w:rPr>
         <w:drawing>
-          <wp:inline distT="0" distB="0" distL="0" distR="0" wp14:anchorId="0DB7D6E6" wp14:editId="06784FF8">
-            <wp:extent cx="4200525" cy="2362690"/>
-            <wp:effectExtent l="0" t="0" r="0" b="0"/>
-            <wp:docPr id="2" name="Imagen 2">
+          <wp:inline distT="0" distB="0" distL="0" distR="0" wp14:anchorId="618EAC7C" wp14:editId="3D5D2384">
+            <wp:extent cx="4423144" cy="2487020"/>
+            <wp:effectExtent l="0" t="0" r="0" b="8890"/>
+            <wp:docPr id="1" name="Imagen 1">
               <a:extLst xmlns:a="http://schemas.openxmlformats.org/drawingml/2006/main">
                 <a:ext uri="{C183D7F6-B498-43B3-948B-1728B52AA6E4}">
                   <adec:decorative xmlns:adec="http://schemas.microsoft.com/office/drawing/2017/decorative" val="1"/>
@@ -2015,7 +2030,7 @@
               <a:graphicData uri="http://schemas.openxmlformats.org/drawingml/2006/picture">
                 <pic:pic xmlns:pic="http://schemas.openxmlformats.org/drawingml/2006/picture">
                   <pic:nvPicPr>
-                    <pic:cNvPr id="2" name="Imagen 2">
+                    <pic:cNvPr id="1" name="Imagen 1">
                       <a:extLst>
                         <a:ext uri="{C183D7F6-B498-43B3-948B-1728B52AA6E4}">
                           <adec:decorative xmlns:adec="http://schemas.microsoft.com/office/drawing/2017/decorative" val="1"/>
@@ -2042,7 +2057,7 @@
                   <pic:spPr bwMode="auto">
                     <a:xfrm>
                       <a:off x="0" y="0"/>
-                      <a:ext cx="4209420" cy="2367693"/>
+                      <a:ext cx="4435650" cy="2494052"/>
                     </a:xfrm>
                     <a:prstGeom prst="rect">
                       <a:avLst/>
@@ -2061,16 +2076,16 @@
     </w:p>
     <w:p>
       <w:r>
-        <w:t xml:space="preserve">                </w:t>
-      </w:r>
-      <w:r>
-        <w:t xml:space="preserve">  </w:t>
-      </w:r>
-      <w:r>
-        <w:t xml:space="preserve">  </w:t>
-      </w:r>
-      <w:r>
-        <w:t>Video: gestión de requerimientos e indicadores de gestión.</w:t>
+        <w:t xml:space="preserve">              </w:t>
+      </w:r>
+      <w:r>
+        <w:t xml:space="preserve"> </w:t>
+      </w:r>
+      <w:r>
+        <w:t>Video: gestión de requerimientos e indicadores de gestión</w:t>
+      </w:r>
+      <w:r>
+        <w:t xml:space="preserve"> Introducción.</w:t>
       </w:r>
       <w:r>
         <w:t xml:space="preserve">                   </w:t>
@@ -2206,21 +2221,28 @@
                 <w:bCs/>
                 <w:lang w:val="es-419"/>
               </w:rPr>
-              <w:t xml:space="preserve"> de requerimientos e indicadores de gestión:</w:t>
+              <w:t xml:space="preserve"> de requerimientos e indicadores de gestión</w:t>
             </w:r>
             <w:r>
               <w:rPr>
                 <w:bCs/>
                 <w:lang w:val="es-419"/>
               </w:rPr>
-              <w:t xml:space="preserve"> </w:t>
+              <w:t xml:space="preserve"> I</w:t>
             </w:r>
             <w:r>
               <w:rPr>
                 <w:bCs/>
                 <w:lang w:val="es-419"/>
               </w:rPr>
-              <w:t>introducción</w:t>
+              <w:t>ntroducción</w:t>
+            </w:r>
+            <w:r>
+              <w:rPr>
+                <w:bCs/>
+                <w:lang w:val="es-419"/>
+              </w:rPr>
+              <w:t>.</w:t>
             </w:r>
           </w:p>
         </w:tc>
@@ -2238,11 +2260,7 @@
               <w:t>con los clientes para</w:t>
             </w:r>
             <w:r>
-              <w:t xml:space="preserve"> su desempeño. Así, el servicio de atención será más eficiente para controlar mejor el proyecto, ahorrar </w:t>
-            </w:r>
-            <w:r>
-              <w:lastRenderedPageBreak/>
-              <w:t xml:space="preserve">tiempo y dinero, a la vez ofrecer </w:t>
+              <w:t xml:space="preserve"> su desempeño. Así, el servicio de atención será más eficiente para controlar mejor el proyecto, ahorrar tiempo y dinero, a la vez ofrecer </w:t>
             </w:r>
             <w:r>
               <w:t xml:space="preserve">una </w:t>
@@ -2253,6 +2271,7 @@
           </w:p>
           <w:p>
             <w:r>
+              <w:lastRenderedPageBreak/>
               <w:t xml:space="preserve">Inicialmente, es importante cumplir con la normativa pues ayuda al equipo, </w:t>
             </w:r>
             <w:r>
@@ -2342,7 +2361,7 @@
       <w:pPr>
         <w:pStyle w:val="Ttulo1"/>
       </w:pPr>
-      <w:bookmarkStart w:id="1" w:name="_Toc225955791"/>
+      <w:bookmarkStart w:id="1" w:name="_Toc229424632"/>
       <w:r>
         <w:lastRenderedPageBreak/>
         <w:t>Normativa y requerimientos en atención al cliente</w:t>
@@ -2509,24 +2528,11 @@
     </w:p>
     <w:p>
       <w:pPr>
-        <w:spacing w:before="0" w:after="160" w:line="259" w:lineRule="auto"/>
-        <w:ind w:firstLine="0"/>
-        <w:rPr>
-          <w:lang w:val="es-419" w:eastAsia="es-CO"/>
-        </w:rPr>
-      </w:pPr>
-      <w:r>
-        <w:rPr>
-          <w:lang w:val="es-419" w:eastAsia="es-CO"/>
-        </w:rPr>
-        <w:br w:type="page"/>
-      </w:r>
-    </w:p>
-    <w:p>
-      <w:pPr>
         <w:pStyle w:val="Video"/>
         <w:rPr>
-          <w:lang w:val="es-419" w:eastAsia="es-CO"/>
+          <w:rFonts w:cs="Calibri"/>
+          <w:szCs w:val="28"/>
+          <w:lang w:val="es-419"/>
         </w:rPr>
       </w:pPr>
       <w:r>
@@ -2542,20 +2548,11 @@
         </w:rPr>
         <w:t xml:space="preserve"> estatutaria 1581 de 2012: disposiciones generales para la protección de datos personales</w:t>
       </w:r>
-    </w:p>
-    <w:p>
-      <w:pPr>
-        <w:rPr>
-          <w:rFonts w:ascii="Calibri" w:hAnsi="Calibri" w:cs="Calibri"/>
-          <w:szCs w:val="28"/>
-          <w:lang w:val="es-419"/>
-        </w:rPr>
-      </w:pPr>
-      <w:r>
-        <w:rPr>
-          <w:lang w:val="es-419" w:eastAsia="es-CO"/>
-        </w:rPr>
-        <w:t xml:space="preserve">                   </w:t>
+      <w:r>
+        <w:rPr>
+          <w:lang w:val="es-419" w:eastAsia="es-CO"/>
+        </w:rPr>
+        <w:t xml:space="preserve">                </w:t>
       </w:r>
       <w:r>
         <w:rPr>
@@ -2638,14 +2635,6 @@
           <w:szCs w:val="28"/>
           <w:lang w:val="es-419"/>
         </w:rPr>
-        <w:t xml:space="preserve">       </w:t>
-      </w:r>
-      <w:r>
-        <w:rPr>
-          <w:rFonts w:ascii="Calibri" w:hAnsi="Calibri" w:cs="Calibri"/>
-          <w:szCs w:val="28"/>
-          <w:lang w:val="es-419"/>
-        </w:rPr>
         <w:t xml:space="preserve">Video: </w:t>
       </w:r>
       <w:r>
@@ -2653,7 +2642,7 @@
           <w:bCs/>
           <w:lang w:val="es-419"/>
         </w:rPr>
-        <w:t>Ley estatutaria 1581 de 2012: disposiciones generales para la protección de datos personales</w:t>
+        <w:t>Ley estatutaria 1581 de 2012 disposiciones generales para la protección de datos personales</w:t>
       </w:r>
       <w:r>
         <w:rPr>
@@ -2665,7 +2654,7 @@
     </w:p>
     <w:p>
       <w:pPr>
-        <w:ind w:left="2123"/>
+        <w:ind w:left="2831"/>
         <w:rPr>
           <w:b/>
           <w:lang w:val="es-419"/>
@@ -2736,7 +2725,7 @@
                 <w:bCs/>
                 <w:lang w:val="es-419"/>
               </w:rPr>
-              <w:t>Ley estatutaria 1581 de 2012: disposiciones generales para la protección de datos personales</w:t>
+              <w:t>Ley estatutaria 1581 de 2012 disposiciones generales para la protección de datos personales</w:t>
             </w:r>
             <w:r>
               <w:rPr>
@@ -2845,7 +2834,25 @@
           <w:szCs w:val="28"/>
           <w:lang w:val="es-419"/>
         </w:rPr>
-        <w:t>Los datos personales son información de un individuo, la cual se utiliza para identificarlo. Estos datos pueden estar almacenados en bases de datos, ya sean físicas o digitales. Dentro de los datos personales se maneja información como:</w:t>
+        <w:t xml:space="preserve">Los datos personales son información de un individuo, la cual se utiliza para identificarlo. Estos datos pueden estar almacenados en bases de datos, ya sean físicas o digitales. </w:t>
+      </w:r>
+    </w:p>
+    <w:p>
+      <w:pPr>
+        <w:rPr>
+          <w:rFonts w:ascii="Calibri" w:hAnsi="Calibri" w:cs="Calibri"/>
+          <w:szCs w:val="28"/>
+          <w:lang w:val="es-419"/>
+        </w:rPr>
+      </w:pPr>
+      <w:r>
+        <w:rPr>
+          <w:rFonts w:ascii="Calibri" w:hAnsi="Calibri" w:cs="Calibri"/>
+          <w:szCs w:val="28"/>
+          <w:lang w:val="es-419"/>
+        </w:rPr>
+        <w:lastRenderedPageBreak/>
+        <w:t>Dentro de los datos personales se maneja información como:</w:t>
       </w:r>
     </w:p>
     <w:p>
@@ -2867,7 +2874,6 @@
           <w:szCs w:val="28"/>
           <w:lang w:val="es-419"/>
         </w:rPr>
-        <w:lastRenderedPageBreak/>
         <w:t>Edad</w:t>
       </w:r>
       <w:r>
@@ -3275,29 +3281,32 @@
     </w:p>
     <w:p>
       <w:pPr>
+        <w:pStyle w:val="Prrafodelista"/>
+        <w:ind w:left="1429" w:firstLine="0"/>
         <w:rPr>
           <w:rFonts w:ascii="Calibri" w:hAnsi="Calibri" w:cs="Calibri"/>
           <w:szCs w:val="28"/>
           <w:lang w:val="es-419"/>
         </w:rPr>
       </w:pPr>
-      <w:r>
+    </w:p>
+    <w:p>
+      <w:pPr>
         <w:rPr>
           <w:rFonts w:ascii="Calibri" w:hAnsi="Calibri" w:cs="Calibri"/>
           <w:szCs w:val="28"/>
           <w:lang w:val="es-419"/>
         </w:rPr>
-        <w:t>La protección de datos que manejan las empresas se enmarca en categorías, a saber:</w:t>
-      </w:r>
-    </w:p>
-    <w:p>
-      <w:pPr>
+      </w:pPr>
+      <w:r>
         <w:rPr>
           <w:rFonts w:ascii="Calibri" w:hAnsi="Calibri" w:cs="Calibri"/>
           <w:szCs w:val="28"/>
           <w:lang w:val="es-419"/>
         </w:rPr>
-      </w:pPr>
+        <w:lastRenderedPageBreak/>
+        <w:t>La protección de datos que manejan las empresas se enmarca en categorías, a saber:</w:t>
+      </w:r>
     </w:p>
     <w:p>
       <w:pPr>
@@ -3317,7 +3326,6 @@
           <w:szCs w:val="28"/>
           <w:lang w:val="es-419"/>
         </w:rPr>
-        <w:lastRenderedPageBreak/>
         <w:t>Categoría de datos</w:t>
       </w:r>
     </w:p>
@@ -3378,7 +3386,39 @@
           <w:szCs w:val="28"/>
           <w:lang w:val="es-419"/>
         </w:rPr>
-        <w:t>El uso indebido de la información puede generar riesgos, incluso discriminación. La revelación de datos del titular como pertenencia a organizaciones, sindicatos, agremiaciones, orientación política, datos relativos a la salud y datos biométricos son datos de alta sensibilidad y se debe garantizar la protección de estos en pro de la garantía del bienestar de su propietario.</w:t>
+        <w:t>El uso indebido de la información puede generar riesgos, incluso discriminación. La revelación de datos del titular</w:t>
+      </w:r>
+      <w:r>
+        <w:rPr>
+          <w:rFonts w:ascii="Calibri" w:hAnsi="Calibri" w:cs="Calibri"/>
+          <w:szCs w:val="28"/>
+          <w:lang w:val="es-419"/>
+        </w:rPr>
+        <w:t>,</w:t>
+      </w:r>
+      <w:r>
+        <w:rPr>
+          <w:rFonts w:ascii="Calibri" w:hAnsi="Calibri" w:cs="Calibri"/>
+          <w:szCs w:val="28"/>
+          <w:lang w:val="es-419"/>
+        </w:rPr>
+        <w:t xml:space="preserve"> como pertenencia a organizaciones, sindicatos, agremiaciones, orientación política, datos relativos a la salud y datos biométricos</w:t>
+      </w:r>
+      <w:r>
+        <w:rPr>
+          <w:rFonts w:ascii="Calibri" w:hAnsi="Calibri" w:cs="Calibri"/>
+          <w:szCs w:val="28"/>
+          <w:lang w:val="es-419"/>
+        </w:rPr>
+        <w:t>,</w:t>
+      </w:r>
+      <w:r>
+        <w:rPr>
+          <w:rFonts w:ascii="Calibri" w:hAnsi="Calibri" w:cs="Calibri"/>
+          <w:szCs w:val="28"/>
+          <w:lang w:val="es-419"/>
+        </w:rPr>
+        <w:t xml:space="preserve"> son datos de alta sensibilidad y se debe garantizar la protección de estos en pro de la garantía del bienestar de su propietario.</w:t>
       </w:r>
     </w:p>
     <w:p>
@@ -3421,7 +3461,23 @@
           <w:szCs w:val="28"/>
           <w:lang w:val="es-419"/>
         </w:rPr>
-        <w:t>En el tratamiento de los datos sensibles se tiene algunas excepciones, como son:</w:t>
+        <w:t>En el tratamiento de los datos sensibles se tiene</w:t>
+      </w:r>
+      <w:r>
+        <w:rPr>
+          <w:rFonts w:ascii="Calibri" w:hAnsi="Calibri" w:cs="Calibri"/>
+          <w:szCs w:val="28"/>
+          <w:lang w:val="es-419"/>
+        </w:rPr>
+        <w:t>n</w:t>
+      </w:r>
+      <w:r>
+        <w:rPr>
+          <w:rFonts w:ascii="Calibri" w:hAnsi="Calibri" w:cs="Calibri"/>
+          <w:szCs w:val="28"/>
+          <w:lang w:val="es-419"/>
+        </w:rPr>
+        <w:t xml:space="preserve"> algunas excepciones, como son:</w:t>
       </w:r>
     </w:p>
     <w:p>
@@ -3569,6 +3625,7 @@
           <w:szCs w:val="28"/>
           <w:lang w:val="es-419"/>
         </w:rPr>
+        <w:lastRenderedPageBreak/>
         <w:t>Es de anotar que para el tratamiento de datos de las niñas, niños y adolescentes se debe contar con la autorización del representante legal y el cumplimiento de otros parámetros definidos por la ley, según la necesidad o requerimiento.</w:t>
       </w:r>
     </w:p>
@@ -3595,7 +3652,6 @@
           <w:szCs w:val="28"/>
           <w:lang w:val="es-419"/>
         </w:rPr>
-        <w:lastRenderedPageBreak/>
         <w:t>Derechos de niñas, niños y adolescentes – excepción</w:t>
       </w:r>
     </w:p>
@@ -3752,7 +3808,16 @@
           <w:szCs w:val="28"/>
           <w:lang w:val="es-419"/>
         </w:rPr>
-        <w:t>l propósito de la política de protección de datos es estandarizar procesos de recolección y tratamiento de datos personales, según la normativa establecida, así como crear esquemas organizados que salvaguarden información privada e información sensible de los titulares.</w:t>
+        <w:t xml:space="preserve">l propósito de la política de protección de datos es estandarizar procesos de recolección y tratamiento de datos personales, según la normativa </w:t>
+      </w:r>
+      <w:r>
+        <w:rPr>
+          <w:rFonts w:ascii="Calibri" w:hAnsi="Calibri" w:cs="Calibri"/>
+          <w:szCs w:val="28"/>
+          <w:lang w:val="es-419"/>
+        </w:rPr>
+        <w:lastRenderedPageBreak/>
+        <w:t>establecida, así como crear esquemas organizados que salvaguarden información privada e información sensible de los titulares.</w:t>
       </w:r>
     </w:p>
     <w:p>
@@ -3787,16 +3852,7 @@
           <w:szCs w:val="28"/>
           <w:lang w:val="es-419"/>
         </w:rPr>
-        <w:t xml:space="preserve">odo titular de la información tiene derechos y condiciones de legalidad para el tratamiento de los datos, el habeas data. Este derecho consagrado en </w:t>
-      </w:r>
-      <w:r>
-        <w:rPr>
-          <w:rFonts w:ascii="Calibri" w:hAnsi="Calibri" w:cs="Calibri"/>
-          <w:szCs w:val="28"/>
-          <w:lang w:val="es-419"/>
-        </w:rPr>
-        <w:lastRenderedPageBreak/>
-        <w:t>el artículo 15 de la Constitución Política de Colombia de 1991, se refiere al derecho a la intimidad familiar, personal y al buen nombre, y designa al Estado como el ente garantista de que el artículo se cumpla.</w:t>
+        <w:t>odo titular de la información tiene derechos y condiciones de legalidad para el tratamiento de los datos, el habeas data. Este derecho consagrado en el artículo 15 de la Constitución Política de Colombia de 1991, se refiere al derecho a la intimidad familiar, personal y al buen nombre, y designa al Estado como el ente garantista de que el artículo se cumpla.</w:t>
       </w:r>
     </w:p>
     <w:p>
@@ -3866,24 +3922,23 @@
           <w:szCs w:val="28"/>
           <w:lang w:val="es-419"/>
         </w:rPr>
-        <w:t>a autorización especial de datos personales sensibles refiere a la implementación y uso de los diferentes medios disponibles para la obtención de la autorización de información de los titulares, es decir, el manejo de los datos sensibles. No obstante, la Ley 1581 de 2012 –decretos y normas reglamentarias– faculta el manejo de los datos. Por tanto, no se tiene la obligatoriedad de otorgar autorización para el tratamiento de los datos sensibles.</w:t>
-      </w:r>
-    </w:p>
-    <w:p>
-      <w:pPr>
+        <w:t>a autorización especial de datos personales sensibles refiere a la implementación y uso de los diferentes medios disponibles para la obtención de la autorización de información de los titulares, es decir, el manejo de los datos sensibles. No obstante, la Ley 1581 de 2012 –</w:t>
+      </w:r>
+      <w:r>
         <w:rPr>
           <w:rFonts w:ascii="Calibri" w:hAnsi="Calibri" w:cs="Calibri"/>
           <w:szCs w:val="28"/>
           <w:lang w:val="es-419"/>
         </w:rPr>
-      </w:pPr>
+        <w:t xml:space="preserve"> </w:t>
+      </w:r>
       <w:r>
         <w:rPr>
           <w:rFonts w:ascii="Calibri" w:hAnsi="Calibri" w:cs="Calibri"/>
           <w:szCs w:val="28"/>
           <w:lang w:val="es-419"/>
         </w:rPr>
-        <w:t>A</w:t>
+        <w:t>decretos y normas reglamentarias</w:t>
       </w:r>
       <w:r>
         <w:rPr>
@@ -3891,7 +3946,7 @@
           <w:szCs w:val="28"/>
           <w:lang w:val="es-419"/>
         </w:rPr>
-        <w:t xml:space="preserve">hora, se relacionan otras normas que están relacionadas con </w:t>
+        <w:t xml:space="preserve"> </w:t>
       </w:r>
       <w:r>
         <w:rPr>
@@ -3899,7 +3954,7 @@
           <w:szCs w:val="28"/>
           <w:lang w:val="es-419"/>
         </w:rPr>
-        <w:t>a</w:t>
+        <w:t>– faculta</w:t>
       </w:r>
       <w:r>
         <w:rPr>
@@ -3907,11 +3962,79 @@
           <w:szCs w:val="28"/>
           <w:lang w:val="es-419"/>
         </w:rPr>
+        <w:t>n</w:t>
+      </w:r>
+      <w:r>
+        <w:rPr>
+          <w:rFonts w:ascii="Calibri" w:hAnsi="Calibri" w:cs="Calibri"/>
+          <w:szCs w:val="28"/>
+          <w:lang w:val="es-419"/>
+        </w:rPr>
+        <w:t xml:space="preserve"> el manejo de los datos. Por tanto, no se tiene la obligatoriedad de otorgar autorización para el tratamiento de los datos sensibles.</w:t>
+      </w:r>
+    </w:p>
+    <w:p>
+      <w:pPr>
+        <w:rPr>
+          <w:rFonts w:ascii="Calibri" w:hAnsi="Calibri" w:cs="Calibri"/>
+          <w:szCs w:val="28"/>
+          <w:lang w:val="es-419"/>
+        </w:rPr>
+      </w:pPr>
+      <w:r>
+        <w:rPr>
+          <w:rFonts w:ascii="Calibri" w:hAnsi="Calibri" w:cs="Calibri"/>
+          <w:szCs w:val="28"/>
+          <w:lang w:val="es-419"/>
+        </w:rPr>
+        <w:t>A</w:t>
+      </w:r>
+      <w:r>
+        <w:rPr>
+          <w:rFonts w:ascii="Calibri" w:hAnsi="Calibri" w:cs="Calibri"/>
+          <w:szCs w:val="28"/>
+          <w:lang w:val="es-419"/>
+        </w:rPr>
+        <w:t xml:space="preserve">hora, se relacionan otras normas que están relacionadas con </w:t>
+      </w:r>
+      <w:r>
+        <w:rPr>
+          <w:rFonts w:ascii="Calibri" w:hAnsi="Calibri" w:cs="Calibri"/>
+          <w:szCs w:val="28"/>
+          <w:lang w:val="es-419"/>
+        </w:rPr>
+        <w:t>a</w:t>
+      </w:r>
+      <w:r>
+        <w:rPr>
+          <w:rFonts w:ascii="Calibri" w:hAnsi="Calibri" w:cs="Calibri"/>
+          <w:szCs w:val="28"/>
+          <w:lang w:val="es-419"/>
+        </w:rPr>
         <w:t>tención al cliente, donde los ciudadanos pueden basarse para someter PQR (peticiones, quejas y reclamos) son las que aparecen a continuación:</w:t>
       </w:r>
     </w:p>
     <w:p>
       <w:pPr>
+        <w:spacing w:before="0" w:after="160" w:line="259" w:lineRule="auto"/>
+        <w:ind w:firstLine="0"/>
+        <w:rPr>
+          <w:rFonts w:ascii="Calibri" w:hAnsi="Calibri" w:cs="Calibri"/>
+          <w:szCs w:val="28"/>
+          <w:lang w:val="es-419"/>
+        </w:rPr>
+      </w:pPr>
+      <w:r>
+        <w:rPr>
+          <w:rFonts w:ascii="Calibri" w:hAnsi="Calibri" w:cs="Calibri"/>
+          <w:szCs w:val="28"/>
+          <w:lang w:val="es-419"/>
+        </w:rPr>
+        <w:br w:type="page"/>
+      </w:r>
+    </w:p>
+    <w:p>
+      <w:pPr>
         <w:pStyle w:val="Tabla"/>
         <w:rPr>
           <w:lang w:val="es-419"/>
@@ -3921,6 +4044,7 @@
         <w:rPr>
           <w:lang w:val="es-419"/>
         </w:rPr>
+        <w:lastRenderedPageBreak/>
         <w:t>Normas relacionadas con atención al cliente</w:t>
       </w:r>
     </w:p>
@@ -4044,7 +4168,6 @@
               <w:rPr>
                 <w:szCs w:val="28"/>
               </w:rPr>
-              <w:lastRenderedPageBreak/>
               <w:t>Ley 1755 de 2015</w:t>
             </w:r>
             <w:r>
@@ -4290,7 +4413,7 @@
       <w:pPr>
         <w:pStyle w:val="Ttulo2"/>
       </w:pPr>
-      <w:bookmarkStart w:id="2" w:name="_Toc225955792"/>
+      <w:bookmarkStart w:id="2" w:name="_Toc229424633"/>
       <w:r>
         <w:t>Clasificación y trazabilidad de requerimientos</w:t>
       </w:r>
@@ -4306,7 +4429,14 @@
         <w:rPr>
           <w:lang w:val="es-419" w:eastAsia="es-CO"/>
         </w:rPr>
-        <w:t>En la cadena de suministro, la trazabilidad es una cuestión tanto reglamentaria como ética o medioambiental. La trazabilidad es un criterio fundamental para los esfuerzos de sostenibilidad relacionados con las cadenas de suministro, en las que conocer al productor, a los trabajadores y a otros eslabones es un factor necesario que subyace a las afirmaciones acertadas sobre el impacto social, económico o medioambiental. Los minoristas respetuosos con el medioambiente pueden optar por poner a disposición de los clientes la información relativa a su cadena de suministro, ilustrando el hecho de que los productos que venden se fabrican en fábricas con condiciones laborales seguras, por trabajadores que ganan un salario justo y con métodos que no dañan el medio ambiente.</w:t>
+        <w:t xml:space="preserve">En la cadena de suministro, la trazabilidad es una cuestión tanto reglamentaria como ética o medioambiental. La trazabilidad es un criterio fundamental para los esfuerzos de sostenibilidad relacionados con las cadenas de suministro, en las que conocer al productor, a los trabajadores y a otros eslabones es un factor necesario que subyace a las afirmaciones acertadas sobre el impacto social, económico o medioambiental. Los minoristas respetuosos con el medioambiente pueden optar por poner a disposición de los clientes la información relativa a su cadena de suministro, ilustrando el hecho de que los productos que venden se fabrican en fábricas con </w:t>
+      </w:r>
+      <w:r>
+        <w:rPr>
+          <w:lang w:val="es-419" w:eastAsia="es-CO"/>
+        </w:rPr>
+        <w:lastRenderedPageBreak/>
+        <w:t>condiciones laborales seguras, por trabajadores que ganan un salario justo y con métodos que no dañan el medio ambiente.</w:t>
       </w:r>
     </w:p>
     <w:p>
@@ -4337,7 +4467,6 @@
         <w:rPr>
           <w:lang w:val="es-419" w:eastAsia="es-CO"/>
         </w:rPr>
-        <w:lastRenderedPageBreak/>
         <w:t>Mecanismo para cumplir con las políticas y normativas locales e internacionales.</w:t>
       </w:r>
     </w:p>
@@ -4539,7 +4668,20 @@
         <w:rPr>
           <w:lang w:val="es-419" w:eastAsia="es-CO"/>
         </w:rPr>
-        <w:t>Para estar informado sobre el inventario de mercancías en almacén, es necesario implementar un sistema de información debido a que ofrecen en tiempo real un estado de entradas y salidas de los productos.</w:t>
+        <w:lastRenderedPageBreak/>
+        <w:t>Para estar informado sobre el inventario de mercancías en almacén, es necesario implementar un sistema de información</w:t>
+      </w:r>
+      <w:r>
+        <w:rPr>
+          <w:lang w:val="es-419" w:eastAsia="es-CO"/>
+        </w:rPr>
+        <w:t>,</w:t>
+      </w:r>
+      <w:r>
+        <w:rPr>
+          <w:lang w:val="es-419" w:eastAsia="es-CO"/>
+        </w:rPr>
+        <w:t xml:space="preserve"> debido a que ofrecen en tiempo real un estado de entradas y salidas de los productos.</w:t>
       </w:r>
     </w:p>
     <w:p>
@@ -4554,15 +4696,7 @@
           <w:rFonts w:ascii="Calibri" w:hAnsi="Calibri" w:cs="Calibri"/>
           <w:lang w:val="es-419" w:eastAsia="es-CO"/>
         </w:rPr>
-        <w:t xml:space="preserve">Normalmente, la logística se ocupa de los eventos que llevan el producto hacia el cliente. En el caso de la logística inversa, el recurso retrocede, al menos, un paso en la </w:t>
-      </w:r>
-      <w:r>
-        <w:rPr>
-          <w:rFonts w:ascii="Calibri" w:hAnsi="Calibri" w:cs="Calibri"/>
-          <w:lang w:val="es-419" w:eastAsia="es-CO"/>
-        </w:rPr>
-        <w:lastRenderedPageBreak/>
-        <w:t>cadena de suministro. Por ejemplo, la mercancía pasa del cliente al distribuidor o al fabricante. Cualquier proceso o gestión posterior a la venta del producto implica una logística inversa. Si el producto es defectuoso, el cliente lo devolvería. La empresa fabricante tendría entonces que organizar el envío del producto defectuoso, probar el producto, desmontarlo, repararlo, reciclarlo o eliminarlo.</w:t>
+        <w:t>Normalmente, la logística se ocupa de los eventos que llevan el producto hacia el cliente. En el caso de la logística inversa, el recurso retrocede, al menos, un paso en la cadena de suministro. Por ejemplo, la mercancía pasa del cliente al distribuidor o al fabricante. Cualquier proceso o gestión posterior a la venta del producto implica una logística inversa. Si el producto es defectuoso, el cliente lo devolvería. La empresa fabricante tendría entonces que organizar el envío del producto defectuoso, probar el producto, desmontarlo, repararlo, reciclarlo o eliminarlo.</w:t>
       </w:r>
       <w:r>
         <w:rPr>
@@ -4615,17 +4749,8 @@
         <w:rPr>
           <w:lang w:val="es-419" w:eastAsia="es-CO"/>
         </w:rPr>
-        <w:t>A continuación, se verán los cinco principales componentes de gestión de la cadena de suministro.</w:t>
-      </w:r>
-    </w:p>
-    <w:p>
-      <w:pPr>
-        <w:spacing w:before="0" w:after="160" w:line="259" w:lineRule="auto"/>
-        <w:ind w:firstLine="0"/>
-        <w:rPr>
-          <w:lang w:val="es-419" w:eastAsia="es-CO"/>
-        </w:rPr>
-      </w:pPr>
+        <w:t>A continuación, los cinco principales componentes de gestión de la cadena de suministro.</w:t>
+      </w:r>
       <w:r>
         <w:rPr>
           <w:lang w:val="es-419" w:eastAsia="es-CO"/>
@@ -4737,7 +4862,7 @@
           <w:lang w:val="es-419" w:eastAsia="es-CO"/>
         </w:rPr>
         <w:tab/>
-        <w:t xml:space="preserve">      </w:t>
+        <w:t xml:space="preserve">   </w:t>
       </w:r>
       <w:r>
         <w:rPr>
@@ -4828,6 +4953,13 @@
               </w:rPr>
               <w:t>omponentes de gestión de la cadena de suministro</w:t>
             </w:r>
+            <w:r>
+              <w:rPr>
+                <w:bCs/>
+                <w:lang w:val="es-419"/>
+              </w:rPr>
+              <w:t>.</w:t>
+            </w:r>
           </w:p>
         </w:tc>
       </w:tr>
@@ -4943,7 +5075,7 @@
       <w:pPr>
         <w:pStyle w:val="Ttulo2"/>
       </w:pPr>
-      <w:bookmarkStart w:id="3" w:name="_Toc225955793"/>
+      <w:bookmarkStart w:id="3" w:name="_Toc229424634"/>
       <w:r>
         <w:lastRenderedPageBreak/>
         <w:t>Notificación de recepción</w:t>
@@ -4951,6 +5083,39 @@
       <w:bookmarkEnd w:id="3"/>
       <w:r>
         <w:t xml:space="preserve"> </w:t>
+      </w:r>
+    </w:p>
+    <w:p>
+      <w:pPr>
+        <w:rPr>
+          <w:lang w:val="es-419" w:eastAsia="es-CO"/>
+        </w:rPr>
+      </w:pPr>
+      <w:r>
+        <w:rPr>
+          <w:lang w:val="es-419" w:eastAsia="es-CO"/>
+        </w:rPr>
+        <w:t>La notificación de requerimientos de Peticiones, Quejas, Reclamos y Sugerencias (PQRS) es el proceso formal mediante el cual una entidad informa al ciudadano sobre el estado, trámite o respuesta definitiva a su solicitud.</w:t>
+      </w:r>
+      <w:r>
+        <w:rPr>
+          <w:lang w:val="es-419" w:eastAsia="es-CO"/>
+        </w:rPr>
+        <w:t xml:space="preserve"> En el siguiente video se </w:t>
+      </w:r>
+      <w:proofErr w:type="spellStart"/>
+      <w:r>
+        <w:rPr>
+          <w:lang w:val="es-419" w:eastAsia="es-CO"/>
+        </w:rPr>
+        <w:t>amplia</w:t>
+      </w:r>
+      <w:proofErr w:type="spellEnd"/>
+      <w:r>
+        <w:rPr>
+          <w:lang w:val="es-419" w:eastAsia="es-CO"/>
+        </w:rPr>
+        <w:t xml:space="preserve"> la información.</w:t>
       </w:r>
     </w:p>
     <w:p>
@@ -5062,7 +5227,25 @@
         <w:rPr>
           <w:lang w:val="es-419" w:eastAsia="es-CO"/>
         </w:rPr>
-        <w:t>Video: atención PQR.</w:t>
+        <w:t xml:space="preserve">    </w:t>
+      </w:r>
+      <w:r>
+        <w:rPr>
+          <w:lang w:val="es-419" w:eastAsia="es-CO"/>
+        </w:rPr>
+        <w:t>Video: atención PQR</w:t>
+      </w:r>
+      <w:r>
+        <w:rPr>
+          <w:lang w:val="es-419" w:eastAsia="es-CO"/>
+        </w:rPr>
+        <w:t xml:space="preserve"> Introducción</w:t>
+      </w:r>
+      <w:r>
+        <w:rPr>
+          <w:lang w:val="es-419" w:eastAsia="es-CO"/>
+        </w:rPr>
+        <w:t>.</w:t>
       </w:r>
     </w:p>
     <w:p>
@@ -5152,7 +5335,7 @@
                 <w:bCs/>
                 <w:lang w:val="es-419"/>
               </w:rPr>
-              <w:t>.</w:t>
+              <w:t xml:space="preserve"> Introducción.</w:t>
             </w:r>
           </w:p>
         </w:tc>
@@ -5191,7 +5374,11 @@
               <w:t>PQR,</w:t>
             </w:r>
             <w:r>
-              <w:t xml:space="preserve"> las cuales son ejercicios primordiales del proceso</w:t>
+              <w:t xml:space="preserve"> las cuales son </w:t>
+            </w:r>
+            <w:r>
+              <w:lastRenderedPageBreak/>
+              <w:t>ejercicios primordiales del proceso</w:t>
             </w:r>
             <w:r>
               <w:t>,</w:t>
@@ -5232,11 +5419,7 @@
               <w:t>;</w:t>
             </w:r>
             <w:r>
-              <w:t xml:space="preserve"> buscando </w:t>
-            </w:r>
-            <w:r>
-              <w:lastRenderedPageBreak/>
-              <w:t>fortalecer el servicio y seguir construyendo camino para afianzarse y permanecer en el mercado</w:t>
+              <w:t xml:space="preserve"> buscando fortalecer el servicio y seguir construyendo camino para afianzarse y permanecer en el mercado</w:t>
             </w:r>
             <w:r>
               <w:t>.</w:t>
@@ -5323,6 +5506,7 @@
         <w:rPr>
           <w:lang w:val="es-419" w:eastAsia="es-CO"/>
         </w:rPr>
+        <w:lastRenderedPageBreak/>
         <w:t>Para la atención de las solicitudes y/o comunicados de peticiones, quejas y reclamos (PQR) se usa un mismo canal administrativo, pero tiene un tratamiento y un seguimiento particular; por esta razón, el primer paso del proceso de PQR es el formato de recepción que debe, de manera clara y definida, determinar en cuál de las tres tipologías se clasifica la inquietud del cliente respecto del servicio prestado.</w:t>
       </w:r>
     </w:p>
@@ -5336,8 +5520,7 @@
         <w:rPr>
           <w:lang w:val="es-419" w:eastAsia="es-CO"/>
         </w:rPr>
-        <w:lastRenderedPageBreak/>
-        <w:t>Al igual una petición, queja o reclamo, la respuesta debe ser clara y emitirse dentro de los tiempos estipulados por la ley, en caso de no ser posible cumplir los tiempos de debe informar al peticionario, informando los tiempos de respuesta y causales de la mora.</w:t>
+        <w:t>Al igual una petición, queja o reclamo, la respuesta debe ser clara y emitirse dentro de los tiempos estipulados por la ley, en caso de no ser posible cumplir los tiempos debe informar al peticionario, informando los tiempos de respuesta y causales de la mora.</w:t>
       </w:r>
     </w:p>
     <w:p>
@@ -5459,6 +5642,7 @@
         <w:rPr>
           <w:lang w:val="es-419" w:eastAsia="es-CO"/>
         </w:rPr>
+        <w:lastRenderedPageBreak/>
         <w:t>Página web.</w:t>
       </w:r>
     </w:p>
@@ -5502,7 +5686,6 @@
         <w:rPr>
           <w:lang w:val="es-419" w:eastAsia="es-CO"/>
         </w:rPr>
-        <w:lastRenderedPageBreak/>
         <w:t>Para un mejor entendimiento en relación con la atención y seguimiento de PQR, cada organización por norma tendrá que fijar un aviso en sitio visible de atención de servicios con el nombre de la persona designada para atender inquietudes y reclamos o, en caso de que persista la inconformidad, el del responsable empresarial.</w:t>
       </w:r>
     </w:p>
@@ -5510,7 +5693,7 @@
       <w:pPr>
         <w:pStyle w:val="Ttulo2"/>
       </w:pPr>
-      <w:bookmarkStart w:id="4" w:name="_Toc225955794"/>
+      <w:bookmarkStart w:id="4" w:name="_Toc229424635"/>
       <w:r>
         <w:t>Trámite a requerimientos</w:t>
       </w:r>
@@ -5586,6 +5769,7 @@
           <w:bCs/>
           <w:lang w:val="es-419" w:eastAsia="es-CO"/>
         </w:rPr>
+        <w:lastRenderedPageBreak/>
         <w:t>Analizar</w:t>
       </w:r>
     </w:p>
@@ -5600,21 +5784,6 @@
           <w:lang w:val="es-419" w:eastAsia="es-CO"/>
         </w:rPr>
         <w:t>La segunda tarea se trata de revisar los datos recogidos y asegurarse de que son claros, completos, inequívocos y coherentes.</w:t>
-      </w:r>
-    </w:p>
-    <w:p>
-      <w:pPr>
-        <w:spacing w:before="0" w:after="160" w:line="259" w:lineRule="auto"/>
-        <w:ind w:firstLine="0"/>
-        <w:rPr>
-          <w:lang w:val="es-419" w:eastAsia="es-CO"/>
-        </w:rPr>
-      </w:pPr>
-      <w:r>
-        <w:rPr>
-          <w:lang w:val="es-419" w:eastAsia="es-CO"/>
-        </w:rPr>
-        <w:br w:type="page"/>
       </w:r>
     </w:p>
     <w:p>
@@ -5631,7 +5800,6 @@
           <w:bCs/>
           <w:lang w:val="es-419" w:eastAsia="es-CO"/>
         </w:rPr>
-        <w:lastRenderedPageBreak/>
         <w:t>Registrar</w:t>
       </w:r>
     </w:p>
@@ -5838,10 +6006,10 @@
           <w:lang w:val="es-419" w:eastAsia="es-CO"/>
         </w:rPr>
         <w:drawing>
-          <wp:inline distT="0" distB="0" distL="0" distR="0" wp14:anchorId="07F0C603" wp14:editId="457674B1">
+          <wp:inline distT="0" distB="0" distL="0" distR="0" wp14:anchorId="07F0C603" wp14:editId="04966F61">
             <wp:extent cx="3574473" cy="3035082"/>
             <wp:effectExtent l="0" t="0" r="6985" b="0"/>
-            <wp:docPr id="8" name="Imagen 8" descr="En la figura se muestra el análisis, distribución, gestión, respuesta, seguimiento, indicadores, recepción."/>
+            <wp:docPr id="8" name="Imagen 8" descr="En la figura del ciclo básico de PQR, inicia por el análisis, distribución, gestión, respuesta, seguimiento, indicadores y recepción."/>
             <wp:cNvGraphicFramePr>
               <a:graphicFrameLocks xmlns:a="http://schemas.openxmlformats.org/drawingml/2006/main" noChangeAspect="1"/>
             </wp:cNvGraphicFramePr>
@@ -5849,7 +6017,7 @@
               <a:graphicData uri="http://schemas.openxmlformats.org/drawingml/2006/picture">
                 <pic:pic xmlns:pic="http://schemas.openxmlformats.org/drawingml/2006/picture">
                   <pic:nvPicPr>
-                    <pic:cNvPr id="8" name="Imagen 8" descr="En la figura se muestra el análisis, distribución, gestión, respuesta, seguimiento, indicadores, recepción."/>
+                    <pic:cNvPr id="8" name="Imagen 8" descr="En la figura del ciclo básico de PQR, inicia por el análisis, distribución, gestión, respuesta, seguimiento, indicadores y recepción."/>
                     <pic:cNvPicPr/>
                   </pic:nvPicPr>
                   <pic:blipFill>
@@ -5970,7 +6138,7 @@
       <w:pPr>
         <w:pStyle w:val="Ttulo1"/>
       </w:pPr>
-      <w:bookmarkStart w:id="5" w:name="_Toc225955795"/>
+      <w:bookmarkStart w:id="5" w:name="_Toc229424636"/>
       <w:r>
         <w:lastRenderedPageBreak/>
         <w:t>Sistema de calidad</w:t>
@@ -6316,7 +6484,7 @@
       <w:pPr>
         <w:pStyle w:val="Ttulo2"/>
       </w:pPr>
-      <w:bookmarkStart w:id="6" w:name="_Toc225955796"/>
+      <w:bookmarkStart w:id="6" w:name="_Toc229424637"/>
       <w:r>
         <w:t>Características</w:t>
       </w:r>
@@ -6413,7 +6581,19 @@
           <w:lang w:val="es-419" w:eastAsia="es-CO"/>
         </w:rPr>
         <w:lastRenderedPageBreak/>
-        <w:t>Herramienta de comunicación para optimización de la Imagen de la organización.</w:t>
+        <w:t xml:space="preserve">Herramienta de comunicación para optimización de la </w:t>
+      </w:r>
+      <w:r>
+        <w:rPr>
+          <w:lang w:val="es-419" w:eastAsia="es-CO"/>
+        </w:rPr>
+        <w:t>i</w:t>
+      </w:r>
+      <w:r>
+        <w:rPr>
+          <w:lang w:val="es-419" w:eastAsia="es-CO"/>
+        </w:rPr>
+        <w:t>magen de la organización.</w:t>
       </w:r>
     </w:p>
     <w:p>
@@ -6590,7 +6770,7 @@
       <w:pPr>
         <w:pStyle w:val="Ttulo2"/>
       </w:pPr>
-      <w:bookmarkStart w:id="7" w:name="_Toc225955797"/>
+      <w:bookmarkStart w:id="7" w:name="_Toc229424638"/>
       <w:r>
         <w:lastRenderedPageBreak/>
         <w:t>Protocolo del sistema de calidad</w:t>
@@ -6607,7 +6787,19 @@
         <w:rPr>
           <w:lang w:val="es-419" w:eastAsia="es-CO"/>
         </w:rPr>
-        <w:t>Un protocolo es el grupo de métodos para asegurar que un producto o servicio cumpla con ciertos criterios. Para el caso del protocolo del sistema de gestión tales criterios serían la calidad o los requisitos del comprador.</w:t>
+        <w:t>Un protocolo es el grupo de métodos para asegurar que un producto o servicio cumpla con ciertos criterios. Para el caso del protocolo del sistema de gestión</w:t>
+      </w:r>
+      <w:r>
+        <w:rPr>
+          <w:lang w:val="es-419" w:eastAsia="es-CO"/>
+        </w:rPr>
+        <w:t>,</w:t>
+      </w:r>
+      <w:r>
+        <w:rPr>
+          <w:lang w:val="es-419" w:eastAsia="es-CO"/>
+        </w:rPr>
+        <w:t xml:space="preserve"> tales criterios serían la calidad o los requisitos del comprador.</w:t>
       </w:r>
     </w:p>
     <w:p>
@@ -7035,7 +7227,7 @@
           <w:lang w:val="es-419" w:eastAsia="es-CO"/>
         </w:rPr>
         <w:lastRenderedPageBreak/>
-        <w:t>A continuación, se invita a observar un video sobre los aspectos más relevantes de los ANS.</w:t>
+        <w:t>A continuación, un video sobre los aspectos más relevantes de los ANS.</w:t>
       </w:r>
     </w:p>
     <w:p>
@@ -7155,6 +7347,7 @@
         <w:ind w:left="2123"/>
         <w:rPr>
           <w:b/>
+          <w:u w:val="single"/>
           <w:lang w:val="es-419"/>
         </w:rPr>
       </w:pPr>
@@ -7306,11 +7499,7 @@
               <w:t>,</w:t>
             </w:r>
             <w:r>
-              <w:t xml:space="preserve"> que ayuda en ambas partes a llegar a unos términos de nivel de calidad </w:t>
-            </w:r>
-            <w:r>
-              <w:lastRenderedPageBreak/>
-              <w:t>en el servicio requerido y en aspectos con un</w:t>
+              <w:t xml:space="preserve"> que ayuda en ambas partes a llegar a unos términos de nivel de calidad en el servicio requerido y en aspectos con un</w:t>
             </w:r>
             <w:r>
               <w:t>,</w:t>
@@ -7342,6 +7531,7 @@
           </w:p>
           <w:p>
             <w:r>
+              <w:lastRenderedPageBreak/>
               <w:t>B</w:t>
             </w:r>
             <w:r>
@@ -7529,35 +7719,35 @@
               <w:t>OLA</w:t>
             </w:r>
             <w:r>
-              <w:t xml:space="preserve"> y los contratos de </w:t>
+              <w:t xml:space="preserve"> y los contratos de apoyo </w:t>
+            </w:r>
+            <w:r>
+              <w:t>UC,</w:t>
+            </w:r>
+            <w:r>
+              <w:t xml:space="preserve"> sean apropiados y puedan monitorear e informar acerca de los niveles de servicio</w:t>
+            </w:r>
+            <w:r>
+              <w:t>,</w:t>
+            </w:r>
+            <w:r>
+              <w:t xml:space="preserve"> esos acuerdos </w:t>
+            </w:r>
+            <w:r>
+              <w:t>OLA</w:t>
+            </w:r>
+            <w:r>
+              <w:t xml:space="preserve"> están</w:t>
+            </w:r>
+            <w:r>
+              <w:t>,</w:t>
+            </w:r>
+            <w:r>
+              <w:t xml:space="preserve"> son operacionales y constituyen un documento </w:t>
             </w:r>
             <w:r>
               <w:lastRenderedPageBreak/>
-              <w:t xml:space="preserve">apoyo </w:t>
-            </w:r>
-            <w:r>
-              <w:t>UC,</w:t>
-            </w:r>
-            <w:r>
-              <w:t xml:space="preserve"> sean apropiados y puedan monitorear e informar acerca de los niveles de servicio</w:t>
-            </w:r>
-            <w:r>
-              <w:t>,</w:t>
-            </w:r>
-            <w:r>
-              <w:t xml:space="preserve"> esos acuerdos </w:t>
-            </w:r>
-            <w:r>
-              <w:t>OLA</w:t>
-            </w:r>
-            <w:r>
-              <w:t xml:space="preserve"> están</w:t>
-            </w:r>
-            <w:r>
-              <w:t>,</w:t>
-            </w:r>
-            <w:r>
-              <w:t xml:space="preserve"> son operacionales y constituyen un documento interno también</w:t>
+              <w:t>interno también</w:t>
             </w:r>
             <w:r>
               <w:t>,</w:t>
@@ -7683,6 +7873,13 @@
     </w:p>
     <w:p>
       <w:pPr>
+        <w:rPr>
+          <w:lang w:val="es-419" w:eastAsia="es-CO"/>
+        </w:rPr>
+      </w:pPr>
+    </w:p>
+    <w:p>
+      <w:pPr>
         <w:ind w:firstLine="0"/>
         <w:rPr>
           <w:lang w:val="es-419" w:eastAsia="es-CO"/>
@@ -7716,7 +7913,7 @@
       <w:pPr>
         <w:pStyle w:val="Ttulo1"/>
       </w:pPr>
-      <w:bookmarkStart w:id="8" w:name="_Toc225955798"/>
+      <w:bookmarkStart w:id="8" w:name="_Toc229424639"/>
       <w:r>
         <w:lastRenderedPageBreak/>
         <w:t>Indicadores de gestión</w:t>
@@ -7743,17 +7940,8 @@
           <w:rStyle w:val="Extranjerismo"/>
           <w:lang w:val="es-419" w:eastAsia="es-CO"/>
         </w:rPr>
-        <w:t xml:space="preserve">Key Performance </w:t>
-      </w:r>
-      <w:proofErr w:type="spellStart"/>
-      <w:r>
-        <w:rPr>
-          <w:rStyle w:val="Extranjerismo"/>
-          <w:lang w:val="es-419" w:eastAsia="es-CO"/>
-        </w:rPr>
-        <w:t>Indicators</w:t>
-      </w:r>
-      <w:proofErr w:type="spellEnd"/>
+        <w:t>Key Performance Indicators</w:t>
+      </w:r>
       <w:r>
         <w:rPr>
           <w:lang w:val="es-419" w:eastAsia="es-CO"/>
@@ -7801,7 +7989,19 @@
         <w:rPr>
           <w:lang w:val="es-419" w:eastAsia="es-CO"/>
         </w:rPr>
-        <w:t>Es necesario destacar el hecho de que hay un límite en la forma en que cada uno de los puntos de optimización puede mejorar. También se han visto los efectos de la anulación donde el aumento de la eficacia de una acción concreta parecía producirse solo a favor de otra acción.</w:t>
+        <w:t>Es necesario destacar el hecho de que hay un límite en la forma en que cada uno de los puntos de optimización puede mejorar. También se han visto los efectos de la anulación</w:t>
+      </w:r>
+      <w:r>
+        <w:rPr>
+          <w:lang w:val="es-419" w:eastAsia="es-CO"/>
+        </w:rPr>
+        <w:t>,</w:t>
+      </w:r>
+      <w:r>
+        <w:rPr>
+          <w:lang w:val="es-419" w:eastAsia="es-CO"/>
+        </w:rPr>
+        <w:t xml:space="preserve"> donde el aumento de la eficacia de una acción concreta parecía producirse solo a favor de otra acción.</w:t>
       </w:r>
     </w:p>
     <w:p>
@@ -8135,7 +8335,19 @@
         <w:rPr>
           <w:lang w:val="es-419" w:eastAsia="es-CO"/>
         </w:rPr>
-        <w:t>Las siguientes son las características generales de los indicadores que pueden ayudar a garantizar sean útiles y eficaces:</w:t>
+        <w:t xml:space="preserve">Las siguientes son las características generales de los indicadores que pueden ayudar a garantizar </w:t>
+      </w:r>
+      <w:r>
+        <w:rPr>
+          <w:lang w:val="es-419" w:eastAsia="es-CO"/>
+        </w:rPr>
+        <w:t xml:space="preserve">que </w:t>
+      </w:r>
+      <w:r>
+        <w:rPr>
+          <w:lang w:val="es-419" w:eastAsia="es-CO"/>
+        </w:rPr>
+        <w:t>sean útiles y eficaces:</w:t>
       </w:r>
     </w:p>
     <w:p>
@@ -8163,7 +8375,19 @@
         <w:rPr>
           <w:lang w:val="es-419" w:eastAsia="es-CO"/>
         </w:rPr>
-        <w:t>elacionar los indicadores de rendimiento con las metas y objetivos la organización. Lo ideal es que sean relevantes para las personas que proporcionan los datos y para los usuarios, pero puede que no sea posible que un solo indicador sea relevante para todos los usuarios, esto debido a las diferencias de perspectivas e intereses.</w:t>
+        <w:t>elacionar los indicadores de rendimiento con las metas y objetivos</w:t>
+      </w:r>
+      <w:r>
+        <w:rPr>
+          <w:lang w:val="es-419" w:eastAsia="es-CO"/>
+        </w:rPr>
+        <w:t xml:space="preserve"> de</w:t>
+      </w:r>
+      <w:r>
+        <w:rPr>
+          <w:lang w:val="es-419" w:eastAsia="es-CO"/>
+        </w:rPr>
+        <w:t xml:space="preserve"> la organización. Lo ideal es que sean relevantes para las personas que proporcionan los datos y para los usuarios, pero puede que no sea posible que un solo indicador sea relevante para todos los usuarios, esto debido a las diferencias de perspectivas e intereses.</w:t>
       </w:r>
     </w:p>
     <w:p>
@@ -9150,7 +9374,7 @@
       <w:pPr>
         <w:pStyle w:val="Ttulo2"/>
       </w:pPr>
-      <w:bookmarkStart w:id="9" w:name="_Toc225955799"/>
+      <w:bookmarkStart w:id="9" w:name="_Toc229424640"/>
       <w:r>
         <w:t>Interpretación de los KPI</w:t>
       </w:r>
@@ -9322,7 +9546,19 @@
         <w:rPr>
           <w:lang w:val="es-419" w:eastAsia="es-CO"/>
         </w:rPr>
-        <w:t>: se ha alcanzado el estándar del indicador o se está muy cerca de hacerlo. Señal de cumplimiento – satisfactorio.</w:t>
+        <w:t xml:space="preserve">: se ha alcanzado el estándar del indicador o se está muy cerca de hacerlo. Señal de cumplimiento </w:t>
+      </w:r>
+      <w:r>
+        <w:rPr>
+          <w:lang w:val="es-419" w:eastAsia="es-CO"/>
+        </w:rPr>
+        <w:t>-</w:t>
+      </w:r>
+      <w:r>
+        <w:rPr>
+          <w:lang w:val="es-419" w:eastAsia="es-CO"/>
+        </w:rPr>
+        <w:t xml:space="preserve"> satisfactorio.</w:t>
       </w:r>
     </w:p>
     <w:p>
@@ -9370,7 +9606,11 @@
     </w:p>
     <w:p>
       <w:pPr>
-        <w:ind w:firstLine="0"/>
+        <w:pStyle w:val="Prrafodelista"/>
+        <w:numPr>
+          <w:ilvl w:val="0"/>
+          <w:numId w:val="35"/>
+        </w:numPr>
         <w:rPr>
           <w:lang w:val="es-419" w:eastAsia="es-CO"/>
         </w:rPr>
@@ -9402,7 +9642,11 @@
     </w:p>
     <w:p>
       <w:pPr>
-        <w:ind w:firstLine="0"/>
+        <w:pStyle w:val="Prrafodelista"/>
+        <w:numPr>
+          <w:ilvl w:val="0"/>
+          <w:numId w:val="35"/>
+        </w:numPr>
         <w:rPr>
           <w:lang w:val="es-419" w:eastAsia="es-CO"/>
         </w:rPr>
@@ -9434,7 +9678,55 @@
     </w:p>
     <w:p>
       <w:pPr>
-        <w:ind w:firstLine="0"/>
+        <w:pStyle w:val="Prrafodelista"/>
+        <w:numPr>
+          <w:ilvl w:val="0"/>
+          <w:numId w:val="35"/>
+        </w:numPr>
+        <w:rPr>
+          <w:lang w:val="es-419" w:eastAsia="es-CO"/>
+        </w:rPr>
+      </w:pPr>
+      <w:r>
+        <w:rPr>
+          <w:lang w:val="es-419" w:eastAsia="es-CO"/>
+        </w:rPr>
+        <w:t xml:space="preserve">Alcanzables A </w:t>
+      </w:r>
+      <w:r>
+        <w:rPr>
+          <w:rStyle w:val="Extranjerismo"/>
+        </w:rPr>
+        <w:t>(</w:t>
+      </w:r>
+      <w:proofErr w:type="spellStart"/>
+      <w:r>
+        <w:rPr>
+          <w:rStyle w:val="Extranjerismo"/>
+        </w:rPr>
+        <w:t>Archievable</w:t>
+      </w:r>
+      <w:proofErr w:type="spellEnd"/>
+      <w:r>
+        <w:rPr>
+          <w:lang w:val="es-419" w:eastAsia="es-CO"/>
+        </w:rPr>
+        <w:t>)</w:t>
+      </w:r>
+      <w:r>
+        <w:rPr>
+          <w:lang w:val="es-419" w:eastAsia="es-CO"/>
+        </w:rPr>
+        <w:t>.</w:t>
+      </w:r>
+    </w:p>
+    <w:p>
+      <w:pPr>
+        <w:pStyle w:val="Prrafodelista"/>
+        <w:numPr>
+          <w:ilvl w:val="0"/>
+          <w:numId w:val="35"/>
+        </w:numPr>
         <w:rPr>
           <w:lang w:val="es-419" w:eastAsia="es-CO"/>
         </w:rPr>
@@ -9444,22 +9736,14 @@
           <w:lang w:val="es-419" w:eastAsia="es-CO"/>
         </w:rPr>
         <w:lastRenderedPageBreak/>
-        <w:t xml:space="preserve">Alcanzables A </w:t>
+        <w:t>Relevantes R (</w:t>
       </w:r>
       <w:r>
         <w:rPr>
           <w:rStyle w:val="Extranjerismo"/>
         </w:rPr>
-        <w:t>(</w:t>
-      </w:r>
-      <w:proofErr w:type="spellStart"/>
-      <w:r>
-        <w:rPr>
-          <w:rStyle w:val="Extranjerismo"/>
-        </w:rPr>
-        <w:t>Archievable</w:t>
-      </w:r>
-      <w:proofErr w:type="spellEnd"/>
+        <w:t>Relevant</w:t>
+      </w:r>
       <w:r>
         <w:rPr>
           <w:lang w:val="es-419" w:eastAsia="es-CO"/>
@@ -9475,39 +9759,11 @@
     </w:p>
     <w:p>
       <w:pPr>
-        <w:ind w:firstLine="0"/>
-        <w:rPr>
-          <w:lang w:val="es-419" w:eastAsia="es-CO"/>
-        </w:rPr>
-      </w:pPr>
-      <w:r>
-        <w:rPr>
-          <w:lang w:val="es-419" w:eastAsia="es-CO"/>
-        </w:rPr>
-        <w:t>Relevantes R (</w:t>
-      </w:r>
-      <w:r>
-        <w:rPr>
-          <w:rStyle w:val="Extranjerismo"/>
-        </w:rPr>
-        <w:t>Relevant</w:t>
-      </w:r>
-      <w:r>
-        <w:rPr>
-          <w:lang w:val="es-419" w:eastAsia="es-CO"/>
-        </w:rPr>
-        <w:t>)</w:t>
-      </w:r>
-      <w:r>
-        <w:rPr>
-          <w:lang w:val="es-419" w:eastAsia="es-CO"/>
-        </w:rPr>
-        <w:t>.</w:t>
-      </w:r>
-    </w:p>
-    <w:p>
-      <w:pPr>
-        <w:ind w:firstLine="0"/>
+        <w:pStyle w:val="Prrafodelista"/>
+        <w:numPr>
+          <w:ilvl w:val="0"/>
+          <w:numId w:val="35"/>
+        </w:numPr>
         <w:rPr>
           <w:lang w:val="es-419" w:eastAsia="es-CO"/>
         </w:rPr>
@@ -9594,7 +9850,19 @@
         <w:rPr>
           <w:lang w:val="es-419" w:eastAsia="es-CO"/>
         </w:rPr>
-        <w:t>El progreso hacia el objetivo debe ser medible. En la mayoría de los casos significa que puede cuantificarse. Sin embargo, a veces puede ser difícil; y es más sencillo, sin dejar de ser eficaz, tener, al menos, una definición clara de cómo evaluar el nivel de rendimiento. Como regla general, el 80% de los objetivos deberían estar cuantificados.</w:t>
+        <w:t>El progreso hacia el objetivo debe ser medible. En la mayoría de los casos significa que puede cuantificarse. Sin embargo, a veces puede ser difícil; y es más sencillo, sin dejar de ser eficaz, tener, al menos, una definición clara de cómo evaluar el nivel de rendimiento. Como regla general, el 80</w:t>
+      </w:r>
+      <w:r>
+        <w:rPr>
+          <w:lang w:val="es-419" w:eastAsia="es-CO"/>
+        </w:rPr>
+        <w:t xml:space="preserve"> </w:t>
+      </w:r>
+      <w:r>
+        <w:rPr>
+          <w:lang w:val="es-419" w:eastAsia="es-CO"/>
+        </w:rPr>
+        <w:t>% de los objetivos deberían estar cuantificados.</w:t>
       </w:r>
     </w:p>
     <w:p>
@@ -9660,6 +9928,13 @@
     <w:p>
       <w:pPr>
         <w:rPr>
+          <w:lang w:val="es-419" w:eastAsia="es-CO"/>
+        </w:rPr>
+      </w:pPr>
+    </w:p>
+    <w:p>
+      <w:pPr>
+        <w:rPr>
           <w:b/>
           <w:bCs/>
           <w:lang w:val="es-419" w:eastAsia="es-CO"/>
@@ -9692,7 +9967,7 @@
       <w:pPr>
         <w:pStyle w:val="Ttulo2"/>
       </w:pPr>
-      <w:bookmarkStart w:id="10" w:name="_Toc225955800"/>
+      <w:bookmarkStart w:id="10" w:name="_Toc229424641"/>
       <w:r>
         <w:t>Aplicabilidad de los KPI</w:t>
       </w:r>
@@ -10482,21 +10757,12 @@
                 <w:szCs w:val="28"/>
               </w:rPr>
             </w:pPr>
-            <w:proofErr w:type="gramStart"/>
             <w:r>
               <w:rPr>
                 <w:rFonts w:cstheme="minorHAnsi"/>
                 <w:szCs w:val="28"/>
               </w:rPr>
-              <w:t>Total</w:t>
-            </w:r>
-            <w:proofErr w:type="gramEnd"/>
-            <w:r>
-              <w:rPr>
-                <w:rFonts w:cstheme="minorHAnsi"/>
-                <w:szCs w:val="28"/>
-              </w:rPr>
-              <w:t xml:space="preserve"> de pedidos despachados.</w:t>
+              <w:t>Total de pedidos despachados.</w:t>
             </w:r>
           </w:p>
         </w:tc>
@@ -11143,7 +11409,7 @@
       <w:pPr>
         <w:pStyle w:val="Ttulo2"/>
       </w:pPr>
-      <w:bookmarkStart w:id="11" w:name="_Toc225955801"/>
+      <w:bookmarkStart w:id="11" w:name="_Toc229424642"/>
       <w:r>
         <w:t>Reporte de los KPI</w:t>
       </w:r>
@@ -11172,7 +11438,19 @@
         <w:rPr>
           <w:lang w:val="es-419" w:eastAsia="es-CO"/>
         </w:rPr>
-        <w:t>Estos se presentan de acuerdo con la necesidad y periodicidad de las organizaciones de medir sus procesos, cuando se construye un indicador de gestión en el mismo se indican los periodos de tiempo de la medición y reporte de los mismos.</w:t>
+        <w:t>Estos se presentan de acuerdo con la necesidad y periodicidad de las organizaciones de medir sus procesos, cuando se construye un indicador de gestión</w:t>
+      </w:r>
+      <w:r>
+        <w:rPr>
+          <w:lang w:val="es-419" w:eastAsia="es-CO"/>
+        </w:rPr>
+        <w:t xml:space="preserve">, </w:t>
+      </w:r>
+      <w:r>
+        <w:rPr>
+          <w:lang w:val="es-419" w:eastAsia="es-CO"/>
+        </w:rPr>
+        <w:t>se indican los periodos de tiempo de la medición y reporte de los mismos.</w:t>
       </w:r>
     </w:p>
     <w:p>
@@ -12226,110 +12504,210 @@
       </w:pPr>
       <w:r>
         <w:rPr>
+          <w:b/>
+          <w:bCs/>
           <w:lang w:val="es-419" w:eastAsia="es-CO"/>
         </w:rPr>
         <w:t>Meta.</w:t>
       </w:r>
-    </w:p>
-    <w:p>
-      <w:pPr>
-        <w:rPr>
-          <w:lang w:val="es-419" w:eastAsia="es-CO"/>
-        </w:rPr>
-      </w:pPr>
-      <w:r>
-        <w:rPr>
-          <w:lang w:val="es-419" w:eastAsia="es-CO"/>
-        </w:rPr>
-        <w:t>Métrica.</w:t>
-      </w:r>
-    </w:p>
-    <w:p>
-      <w:pPr>
-        <w:rPr>
-          <w:lang w:val="es-419" w:eastAsia="es-CO"/>
-        </w:rPr>
-      </w:pPr>
-      <w:r>
-        <w:rPr>
+      <w:r>
+        <w:rPr>
+          <w:lang w:val="es-419" w:eastAsia="es-CO"/>
+        </w:rPr>
+        <w:t xml:space="preserve"> </w:t>
+      </w:r>
+      <w:r>
+        <w:rPr>
+          <w:lang w:val="es-419" w:eastAsia="es-CO"/>
+        </w:rPr>
+        <w:t>Identifique claramente qué objetivo está evaluando el KPI.</w:t>
+      </w:r>
+    </w:p>
+    <w:p>
+      <w:pPr>
+        <w:rPr>
+          <w:lang w:val="es-419" w:eastAsia="es-CO"/>
+        </w:rPr>
+      </w:pPr>
+      <w:r>
+        <w:rPr>
+          <w:b/>
+          <w:bCs/>
+          <w:lang w:val="es-419" w:eastAsia="es-CO"/>
+        </w:rPr>
+        <w:t>Métrica</w:t>
+      </w:r>
+      <w:r>
+        <w:rPr>
+          <w:lang w:val="es-419" w:eastAsia="es-CO"/>
+        </w:rPr>
+        <w:t>.</w:t>
+      </w:r>
+      <w:r>
+        <w:rPr>
+          <w:lang w:val="es-419" w:eastAsia="es-CO"/>
+        </w:rPr>
+        <w:t xml:space="preserve"> </w:t>
+      </w:r>
+      <w:r>
+        <w:rPr>
+          <w:lang w:val="es-419" w:eastAsia="es-CO"/>
+        </w:rPr>
+        <w:t>Indique el indicador clave de rendimiento cuantificable, relevante y procesable que está utilizando para la medición.</w:t>
+      </w:r>
+    </w:p>
+    <w:p>
+      <w:pPr>
+        <w:rPr>
+          <w:lang w:val="es-419" w:eastAsia="es-CO"/>
+        </w:rPr>
+      </w:pPr>
+      <w:r>
+        <w:rPr>
+          <w:b/>
+          <w:bCs/>
           <w:lang w:val="es-419" w:eastAsia="es-CO"/>
         </w:rPr>
         <w:t>Justificación.</w:t>
       </w:r>
-    </w:p>
-    <w:p>
-      <w:pPr>
-        <w:rPr>
-          <w:lang w:val="es-419" w:eastAsia="es-CO"/>
-        </w:rPr>
-      </w:pPr>
-      <w:r>
-        <w:rPr>
-          <w:lang w:val="es-419" w:eastAsia="es-CO"/>
-        </w:rPr>
-        <w:t>Frecuencia.</w:t>
-      </w:r>
-    </w:p>
-    <w:p>
-      <w:pPr>
-        <w:rPr>
-          <w:lang w:val="es-419" w:eastAsia="es-CO"/>
-        </w:rPr>
-      </w:pPr>
-      <w:r>
-        <w:rPr>
-          <w:lang w:val="es-419" w:eastAsia="es-CO"/>
-        </w:rPr>
-        <w:t>Fuente.</w:t>
-      </w:r>
-    </w:p>
-    <w:p>
-      <w:pPr>
-        <w:rPr>
-          <w:lang w:val="es-419" w:eastAsia="es-CO"/>
-        </w:rPr>
-      </w:pPr>
-      <w:r>
-        <w:rPr>
-          <w:lang w:val="es-419" w:eastAsia="es-CO"/>
-        </w:rPr>
-        <w:t>Material visual.</w:t>
-      </w:r>
-    </w:p>
-    <w:p>
-      <w:pPr>
-        <w:rPr>
-          <w:lang w:val="es-419" w:eastAsia="es-CO"/>
-        </w:rPr>
-      </w:pPr>
-      <w:r>
-        <w:rPr>
+      <w:r>
+        <w:rPr>
+          <w:lang w:val="es-419" w:eastAsia="es-CO"/>
+        </w:rPr>
+        <w:t xml:space="preserve"> </w:t>
+      </w:r>
+      <w:r>
+        <w:rPr>
+          <w:lang w:val="es-419" w:eastAsia="es-CO"/>
+        </w:rPr>
+        <w:t>Explique por qué usted o su equipo han elegido este KPI y cómo los datos resultantes contribuyen al éxito de la empresa.</w:t>
+      </w:r>
+    </w:p>
+    <w:p>
+      <w:pPr>
+        <w:rPr>
+          <w:lang w:val="es-419" w:eastAsia="es-CO"/>
+        </w:rPr>
+      </w:pPr>
+      <w:r>
+        <w:rPr>
+          <w:b/>
+          <w:bCs/>
+          <w:lang w:val="es-419" w:eastAsia="es-CO"/>
+        </w:rPr>
+        <w:t>Frecuencia</w:t>
+      </w:r>
+      <w:r>
+        <w:rPr>
+          <w:lang w:val="es-419" w:eastAsia="es-CO"/>
+        </w:rPr>
+        <w:t>.</w:t>
+      </w:r>
+      <w:r>
+        <w:rPr>
+          <w:lang w:val="es-419" w:eastAsia="es-CO"/>
+        </w:rPr>
+        <w:t xml:space="preserve"> </w:t>
+      </w:r>
+      <w:r>
+        <w:rPr>
+          <w:lang w:val="es-419" w:eastAsia="es-CO"/>
+        </w:rPr>
+        <w:t>Indique con qué frecuencia ha medido su indicador clave de rendimiento y con qué frecuencia lo reexaminará.</w:t>
+      </w:r>
+    </w:p>
+    <w:p>
+      <w:pPr>
+        <w:rPr>
+          <w:lang w:val="es-419" w:eastAsia="es-CO"/>
+        </w:rPr>
+      </w:pPr>
+      <w:r>
+        <w:rPr>
+          <w:b/>
+          <w:bCs/>
+          <w:lang w:val="es-419" w:eastAsia="es-CO"/>
+        </w:rPr>
+        <w:t>Fuente</w:t>
+      </w:r>
+      <w:r>
+        <w:rPr>
+          <w:lang w:val="es-419" w:eastAsia="es-CO"/>
+        </w:rPr>
+        <w:t>.</w:t>
+      </w:r>
+      <w:r>
+        <w:rPr>
+          <w:lang w:val="es-419" w:eastAsia="es-CO"/>
+        </w:rPr>
+        <w:t xml:space="preserve"> </w:t>
+      </w:r>
+      <w:r>
+        <w:rPr>
+          <w:lang w:val="es-419" w:eastAsia="es-CO"/>
+        </w:rPr>
+        <w:t>Identifique dónde recopiló los datos y considere la posibilidad de compartir una fórmula para calcularlos.</w:t>
+      </w:r>
+    </w:p>
+    <w:p>
+      <w:pPr>
+        <w:rPr>
+          <w:lang w:val="es-419" w:eastAsia="es-CO"/>
+        </w:rPr>
+      </w:pPr>
+      <w:r>
+        <w:rPr>
+          <w:b/>
+          <w:bCs/>
+          <w:lang w:val="es-419" w:eastAsia="es-CO"/>
+        </w:rPr>
+        <w:t>Material visual</w:t>
+      </w:r>
+      <w:r>
+        <w:rPr>
+          <w:lang w:val="es-419" w:eastAsia="es-CO"/>
+        </w:rPr>
+        <w:t>.</w:t>
+      </w:r>
+      <w:r>
+        <w:rPr>
+          <w:lang w:val="es-419" w:eastAsia="es-CO"/>
+        </w:rPr>
+        <w:t xml:space="preserve"> </w:t>
+      </w:r>
+      <w:r>
+        <w:rPr>
+          <w:lang w:val="es-419" w:eastAsia="es-CO"/>
+        </w:rPr>
+        <w:t>Utilice un cuadro, una tabla o una gráfica para facilitar la comprensión. Si procede, compárelo con los anteriores visuales del mismo tipo para hacer un seguimiento del progreso a lo largo del tiempo.</w:t>
+      </w:r>
+    </w:p>
+    <w:p>
+      <w:pPr>
+        <w:rPr>
+          <w:lang w:val="es-419" w:eastAsia="es-CO"/>
+        </w:rPr>
+      </w:pPr>
+      <w:r>
+        <w:rPr>
+          <w:b/>
+          <w:bCs/>
           <w:lang w:val="es-419" w:eastAsia="es-CO"/>
         </w:rPr>
         <w:t>Comentarios.</w:t>
       </w:r>
-    </w:p>
-    <w:p>
-      <w:pPr>
-        <w:rPr>
-          <w:lang w:val="es-419" w:eastAsia="es-CO"/>
-        </w:rPr>
-      </w:pPr>
-      <w:r>
-        <w:rPr>
-          <w:lang w:val="es-419" w:eastAsia="es-CO"/>
-        </w:rPr>
-        <w:t>Identifique claramente qué objetivo está evaluando el KPI.</w:t>
-      </w:r>
-    </w:p>
-    <w:p>
-      <w:pPr>
-        <w:spacing w:before="0" w:after="160" w:line="259" w:lineRule="auto"/>
-        <w:ind w:firstLine="0"/>
-        <w:rPr>
-          <w:lang w:val="es-419" w:eastAsia="es-CO"/>
-        </w:rPr>
-      </w:pPr>
+      <w:r>
+        <w:rPr>
+          <w:lang w:val="es-419" w:eastAsia="es-CO"/>
+        </w:rPr>
+        <w:t xml:space="preserve"> </w:t>
+      </w:r>
+      <w:r>
+        <w:rPr>
+          <w:lang w:val="es-419" w:eastAsia="es-CO"/>
+        </w:rPr>
+        <w:t>Aquí puedes añadir brevemente cualquier otra información relevante o interpretación de las métricas obtenidas.</w:t>
+      </w:r>
       <w:r>
         <w:rPr>
           <w:lang w:val="es-419" w:eastAsia="es-CO"/>
@@ -12341,7 +12719,7 @@
       <w:pPr>
         <w:pStyle w:val="Titulosgenerales"/>
       </w:pPr>
-      <w:bookmarkStart w:id="12" w:name="_Toc225955802"/>
+      <w:bookmarkStart w:id="12" w:name="_Toc229424643"/>
       <w:r>
         <w:lastRenderedPageBreak/>
         <w:t>S</w:t>
@@ -12393,10 +12771,10 @@
           <w:lang w:val="es-419" w:eastAsia="es-CO"/>
         </w:rPr>
         <w:drawing>
-          <wp:inline distT="0" distB="0" distL="0" distR="0" wp14:anchorId="7C01824D" wp14:editId="43D41D57">
-            <wp:extent cx="6332220" cy="2742565"/>
-            <wp:effectExtent l="0" t="0" r="0" b="635"/>
-            <wp:docPr id="1" name="Imagen 1" descr="En la síntesis de este componente se detalla la gestión de requerimientos e indicadores de gestión como son:&#10;- Normativa y requerimientos en atención al cliente.&#10;- Sistema de calidad.&#10;- Indicadores de gestión."/>
+          <wp:inline distT="0" distB="0" distL="0" distR="0" wp14:anchorId="2E328479" wp14:editId="3DA921E7">
+            <wp:extent cx="6332220" cy="2814320"/>
+            <wp:effectExtent l="0" t="0" r="0" b="5080"/>
+            <wp:docPr id="7" name="Imagen 7" descr="En la síntesis de este componente se detalla la gestión de requerimientos e indicadores de gestión como son:&#10;- Normativa y requerimientos en atención al cliente.&#10;- Sistema de calidad.&#10;- Indicadores de gestión."/>
             <wp:cNvGraphicFramePr>
               <a:graphicFrameLocks xmlns:a="http://schemas.openxmlformats.org/drawingml/2006/main" noChangeAspect="1"/>
             </wp:cNvGraphicFramePr>
@@ -12404,7 +12782,7 @@
               <a:graphicData uri="http://schemas.openxmlformats.org/drawingml/2006/picture">
                 <pic:pic xmlns:pic="http://schemas.openxmlformats.org/drawingml/2006/picture">
                   <pic:nvPicPr>
-                    <pic:cNvPr id="1" name="Imagen 1" descr="En la síntesis de este componente se detalla la gestión de requerimientos e indicadores de gestión como son:&#10;- Normativa y requerimientos en atención al cliente.&#10;- Sistema de calidad.&#10;- Indicadores de gestión."/>
+                    <pic:cNvPr id="7" name="Imagen 7" descr="En la síntesis de este componente se detalla la gestión de requerimientos e indicadores de gestión como son:&#10;- Normativa y requerimientos en atención al cliente.&#10;- Sistema de calidad.&#10;- Indicadores de gestión."/>
                     <pic:cNvPicPr/>
                   </pic:nvPicPr>
                   <pic:blipFill>
@@ -12416,7 +12794,7 @@
                   <pic:spPr>
                     <a:xfrm>
                       <a:off x="0" y="0"/>
-                      <a:ext cx="6332220" cy="2742565"/>
+                      <a:ext cx="6332220" cy="2814320"/>
                     </a:xfrm>
                     <a:prstGeom prst="rect">
                       <a:avLst/>
@@ -12447,6 +12825,14 @@
     </w:p>
     <w:p>
       <w:pPr>
+        <w:ind w:firstLine="0"/>
+        <w:rPr>
+          <w:lang w:val="es-419" w:eastAsia="es-CO"/>
+        </w:rPr>
+      </w:pPr>
+    </w:p>
+    <w:p>
+      <w:pPr>
         <w:rPr>
           <w:lang w:val="es-419" w:eastAsia="es-CO"/>
         </w:rPr>
@@ -12456,7 +12842,7 @@
       <w:pPr>
         <w:pStyle w:val="Titulosgenerales"/>
       </w:pPr>
-      <w:bookmarkStart w:id="13" w:name="_Toc225955803"/>
+      <w:bookmarkStart w:id="13" w:name="_Toc229424644"/>
       <w:r>
         <w:lastRenderedPageBreak/>
         <w:t>Glosario</w:t>
@@ -12575,7 +12961,7 @@
       <w:pPr>
         <w:pStyle w:val="Titulosgenerales"/>
       </w:pPr>
-      <w:bookmarkStart w:id="14" w:name="_Toc225955804"/>
+      <w:bookmarkStart w:id="14" w:name="_Toc229424645"/>
       <w:r>
         <w:lastRenderedPageBreak/>
         <w:t>Referencias bibliográficas</w:t>
@@ -12990,7 +13376,7 @@
       <w:pPr>
         <w:pStyle w:val="Titulosgenerales"/>
       </w:pPr>
-      <w:bookmarkStart w:id="15" w:name="_Toc225955805"/>
+      <w:bookmarkStart w:id="15" w:name="_Toc229424646"/>
       <w:r>
         <w:lastRenderedPageBreak/>
         <w:t>C</w:t>
@@ -13308,7 +13694,31 @@
                 <w:sz w:val="28"/>
                 <w:szCs w:val="28"/>
               </w:rPr>
-              <w:t>Centro Industrial del Diseño y la Manufactura Regional - Santander</w:t>
+              <w:t xml:space="preserve">Centro Industrial del Diseño y la Manufactura </w:t>
+            </w:r>
+            <w:r>
+              <w:rPr>
+                <w:rFonts w:asciiTheme="minorHAnsi" w:hAnsiTheme="minorHAnsi" w:cstheme="minorHAnsi"/>
+                <w:sz w:val="28"/>
+                <w:szCs w:val="28"/>
+              </w:rPr>
+              <w:t>-</w:t>
+            </w:r>
+            <w:r>
+              <w:rPr>
+                <w:rFonts w:asciiTheme="minorHAnsi" w:hAnsiTheme="minorHAnsi" w:cstheme="minorHAnsi"/>
+                <w:sz w:val="28"/>
+                <w:szCs w:val="28"/>
+              </w:rPr>
+              <w:t xml:space="preserve"> </w:t>
+            </w:r>
+            <w:r>
+              <w:rPr>
+                <w:rFonts w:asciiTheme="minorHAnsi" w:hAnsiTheme="minorHAnsi" w:cstheme="minorHAnsi"/>
+                <w:sz w:val="28"/>
+                <w:szCs w:val="28"/>
+              </w:rPr>
+              <w:t>Regional Santander</w:t>
             </w:r>
           </w:p>
         </w:tc>
@@ -13381,7 +13791,23 @@
                 <w:sz w:val="28"/>
                 <w:szCs w:val="28"/>
               </w:rPr>
-              <w:t>Centro de la Industria, la empresa y los Servicios Regional - Huila</w:t>
+              <w:t xml:space="preserve">Centro de la Industria, la empresa y los Servicios </w:t>
+            </w:r>
+            <w:r>
+              <w:rPr>
+                <w:rFonts w:asciiTheme="minorHAnsi" w:hAnsiTheme="minorHAnsi" w:cstheme="minorHAnsi"/>
+                <w:sz w:val="28"/>
+                <w:szCs w:val="28"/>
+              </w:rPr>
+              <w:t xml:space="preserve">- </w:t>
+            </w:r>
+            <w:r>
+              <w:rPr>
+                <w:rFonts w:asciiTheme="minorHAnsi" w:hAnsiTheme="minorHAnsi" w:cstheme="minorHAnsi"/>
+                <w:sz w:val="28"/>
+                <w:szCs w:val="28"/>
+              </w:rPr>
+              <w:t>Regional Huila</w:t>
             </w:r>
           </w:p>
         </w:tc>
@@ -13460,7 +13886,23 @@
                 <w:sz w:val="28"/>
                 <w:szCs w:val="28"/>
               </w:rPr>
-              <w:t>Centro de la Industria, la Empresa y los Servicios Regional - Norte de Santander</w:t>
+              <w:t xml:space="preserve">Centro de la Industria, la Empresa y los Servicios </w:t>
+            </w:r>
+            <w:r>
+              <w:rPr>
+                <w:bCs/>
+                <w:sz w:val="28"/>
+                <w:szCs w:val="28"/>
+              </w:rPr>
+              <w:t xml:space="preserve">- </w:t>
+            </w:r>
+            <w:r>
+              <w:rPr>
+                <w:bCs/>
+                <w:sz w:val="28"/>
+                <w:szCs w:val="28"/>
+              </w:rPr>
+              <w:t>Regional Norte de Santander</w:t>
             </w:r>
           </w:p>
         </w:tc>
@@ -13575,19 +14017,16 @@
             <w:pPr>
               <w:pStyle w:val="TextoTablas"/>
               <w:rPr>
-                <w:rFonts w:asciiTheme="minorHAnsi" w:hAnsiTheme="minorHAnsi" w:cstheme="minorHAnsi"/>
                 <w:sz w:val="28"/>
                 <w:szCs w:val="28"/>
               </w:rPr>
             </w:pPr>
             <w:r>
               <w:rPr>
-                <w:rFonts w:asciiTheme="minorHAnsi" w:eastAsiaTheme="minorEastAsia" w:hAnsiTheme="minorHAnsi" w:cstheme="minorHAnsi"/>
-                <w:color w:val="000000"/>
                 <w:sz w:val="28"/>
                 <w:szCs w:val="28"/>
               </w:rPr>
-              <w:t>Carmen Alicia Martínez Torres</w:t>
+              <w:t>José Gabriel Ortiz Abella</w:t>
             </w:r>
           </w:p>
         </w:tc>
@@ -13600,18 +14039,18 @@
             <w:pPr>
               <w:pStyle w:val="TextoTablas"/>
               <w:rPr>
-                <w:rFonts w:asciiTheme="minorHAnsi" w:hAnsiTheme="minorHAnsi" w:cstheme="minorHAnsi"/>
+                <w:bCs/>
                 <w:sz w:val="28"/>
                 <w:szCs w:val="28"/>
               </w:rPr>
             </w:pPr>
             <w:r>
               <w:rPr>
-                <w:rFonts w:asciiTheme="minorHAnsi" w:hAnsiTheme="minorHAnsi" w:cstheme="minorHAnsi"/>
+                <w:bCs/>
                 <w:sz w:val="28"/>
                 <w:szCs w:val="28"/>
               </w:rPr>
-              <w:t>Diseñador web </w:t>
+              <w:t>Corrector de estilo</w:t>
             </w:r>
           </w:p>
         </w:tc>
@@ -13624,18 +14063,18 @@
             <w:pPr>
               <w:pStyle w:val="TextoTablas"/>
               <w:rPr>
-                <w:rFonts w:asciiTheme="minorHAnsi" w:hAnsiTheme="minorHAnsi" w:cstheme="minorHAnsi"/>
+                <w:bCs/>
                 <w:sz w:val="28"/>
                 <w:szCs w:val="28"/>
               </w:rPr>
             </w:pPr>
             <w:r>
               <w:rPr>
-                <w:rFonts w:asciiTheme="minorHAnsi" w:eastAsiaTheme="minorEastAsia" w:hAnsiTheme="minorHAnsi" w:cstheme="minorHAnsi"/>
+                <w:bCs/>
                 <w:sz w:val="28"/>
                 <w:szCs w:val="28"/>
               </w:rPr>
-              <w:t>Centro de Comercio y Servicios – Regional Atlántico</w:t>
+              <w:t>Centro de Diseño y Metrología Regional - Distrito Capital</w:t>
             </w:r>
           </w:p>
         </w:tc>
@@ -13662,7 +14101,7 @@
                 <w:sz w:val="28"/>
                 <w:szCs w:val="28"/>
               </w:rPr>
-              <w:t>Álvaro Guillermo Araújo Angarita</w:t>
+              <w:t>Carmen Alicia Martínez Torres</w:t>
             </w:r>
           </w:p>
         </w:tc>
@@ -13686,15 +14125,7 @@
                 <w:sz w:val="28"/>
                 <w:szCs w:val="28"/>
               </w:rPr>
-              <w:t xml:space="preserve">Desarrollador </w:t>
-            </w:r>
-            <w:r>
-              <w:rPr>
-                <w:rStyle w:val="Extranjerismo"/>
-                <w:sz w:val="28"/>
-                <w:szCs w:val="28"/>
-              </w:rPr>
-              <w:t>full stack</w:t>
+              <w:t>Diseñador web </w:t>
             </w:r>
           </w:p>
         </w:tc>
@@ -13718,7 +14149,23 @@
                 <w:sz w:val="28"/>
                 <w:szCs w:val="28"/>
               </w:rPr>
-              <w:t>Centro de Comercio y Servicios – Regional Atlántico</w:t>
+              <w:t xml:space="preserve">Centro de Comercio y Servicios </w:t>
+            </w:r>
+            <w:r>
+              <w:rPr>
+                <w:rFonts w:asciiTheme="minorHAnsi" w:eastAsiaTheme="minorEastAsia" w:hAnsiTheme="minorHAnsi" w:cstheme="minorHAnsi"/>
+                <w:sz w:val="28"/>
+                <w:szCs w:val="28"/>
+              </w:rPr>
+              <w:t>-</w:t>
+            </w:r>
+            <w:r>
+              <w:rPr>
+                <w:rFonts w:asciiTheme="minorHAnsi" w:eastAsiaTheme="minorEastAsia" w:hAnsiTheme="minorHAnsi" w:cstheme="minorHAnsi"/>
+                <w:sz w:val="28"/>
+                <w:szCs w:val="28"/>
+              </w:rPr>
+              <w:t xml:space="preserve"> Regional Atlántico</w:t>
             </w:r>
           </w:p>
         </w:tc>
@@ -13736,19 +14183,20 @@
             <w:pPr>
               <w:pStyle w:val="TextoTablas"/>
               <w:rPr>
-                <w:rFonts w:asciiTheme="minorHAnsi" w:hAnsiTheme="minorHAnsi" w:cstheme="minorHAnsi"/>
-                <w:sz w:val="28"/>
-                <w:szCs w:val="28"/>
-              </w:rPr>
-            </w:pPr>
-            <w:r>
-              <w:rPr>
                 <w:rFonts w:asciiTheme="minorHAnsi" w:eastAsiaTheme="minorEastAsia" w:hAnsiTheme="minorHAnsi" w:cstheme="minorHAnsi"/>
                 <w:color w:val="000000"/>
                 <w:sz w:val="28"/>
                 <w:szCs w:val="28"/>
               </w:rPr>
-              <w:t>Nelson Iván Vera Briceño</w:t>
+            </w:pPr>
+            <w:r>
+              <w:rPr>
+                <w:rFonts w:asciiTheme="minorHAnsi" w:eastAsiaTheme="minorEastAsia" w:hAnsiTheme="minorHAnsi" w:cstheme="minorHAnsi"/>
+                <w:color w:val="000000"/>
+                <w:sz w:val="28"/>
+                <w:szCs w:val="28"/>
+              </w:rPr>
+              <w:t>Yuly Rey</w:t>
             </w:r>
           </w:p>
         </w:tc>
@@ -13772,7 +14220,7 @@
                 <w:sz w:val="28"/>
                 <w:szCs w:val="28"/>
               </w:rPr>
-              <w:t>Animador y productor audiovisual </w:t>
+              <w:t>Diseño web</w:t>
             </w:r>
           </w:p>
         </w:tc>
@@ -13785,18 +14233,50 @@
             <w:pPr>
               <w:pStyle w:val="TextoTablas"/>
               <w:rPr>
-                <w:rFonts w:asciiTheme="minorHAnsi" w:hAnsiTheme="minorHAnsi" w:cstheme="minorHAnsi"/>
-                <w:sz w:val="28"/>
-                <w:szCs w:val="28"/>
-              </w:rPr>
-            </w:pPr>
-            <w:r>
-              <w:rPr>
                 <w:rFonts w:asciiTheme="minorHAnsi" w:eastAsiaTheme="minorEastAsia" w:hAnsiTheme="minorHAnsi" w:cstheme="minorHAnsi"/>
                 <w:sz w:val="28"/>
                 <w:szCs w:val="28"/>
               </w:rPr>
-              <w:t>Centro de Comercio y Servicios – Regional Atlántico</w:t>
+            </w:pPr>
+            <w:r>
+              <w:rPr>
+                <w:rFonts w:asciiTheme="minorHAnsi" w:eastAsiaTheme="minorEastAsia" w:hAnsiTheme="minorHAnsi" w:cstheme="minorHAnsi"/>
+                <w:sz w:val="28"/>
+                <w:szCs w:val="28"/>
+              </w:rPr>
+              <w:t>Centro Industrial del Diseño y la Manufactura</w:t>
+            </w:r>
+            <w:r>
+              <w:rPr>
+                <w:rFonts w:asciiTheme="minorHAnsi" w:eastAsiaTheme="minorEastAsia" w:hAnsiTheme="minorHAnsi" w:cstheme="minorHAnsi"/>
+                <w:sz w:val="28"/>
+                <w:szCs w:val="28"/>
+              </w:rPr>
+              <w:t xml:space="preserve"> -</w:t>
+            </w:r>
+            <w:r>
+              <w:rPr>
+                <w:rFonts w:asciiTheme="minorHAnsi" w:eastAsiaTheme="minorEastAsia" w:hAnsiTheme="minorHAnsi" w:cstheme="minorHAnsi"/>
+                <w:sz w:val="28"/>
+                <w:szCs w:val="28"/>
+              </w:rPr>
+              <w:t xml:space="preserve"> Regional</w:t>
+            </w:r>
+            <w:r>
+              <w:rPr>
+                <w:rFonts w:asciiTheme="minorHAnsi" w:eastAsiaTheme="minorEastAsia" w:hAnsiTheme="minorHAnsi" w:cstheme="minorHAnsi"/>
+                <w:sz w:val="28"/>
+                <w:szCs w:val="28"/>
+              </w:rPr>
+              <w:t xml:space="preserve"> </w:t>
+            </w:r>
+            <w:r>
+              <w:rPr>
+                <w:rFonts w:asciiTheme="minorHAnsi" w:eastAsiaTheme="minorEastAsia" w:hAnsiTheme="minorHAnsi" w:cstheme="minorHAnsi"/>
+                <w:sz w:val="28"/>
+                <w:szCs w:val="28"/>
+              </w:rPr>
+              <w:t>Santander</w:t>
             </w:r>
           </w:p>
         </w:tc>
@@ -13823,7 +14303,8 @@
                 <w:sz w:val="28"/>
                 <w:szCs w:val="28"/>
               </w:rPr>
-              <w:t>Zuleidy María Ruíz Torres</w:t>
+              <w:lastRenderedPageBreak/>
+              <w:t>Álvaro Guillermo Araújo Angarita</w:t>
             </w:r>
           </w:p>
         </w:tc>
@@ -13847,7 +14328,15 @@
                 <w:sz w:val="28"/>
                 <w:szCs w:val="28"/>
               </w:rPr>
-              <w:t>Producción audiovisual</w:t>
+              <w:t xml:space="preserve">Desarrollador </w:t>
+            </w:r>
+            <w:r>
+              <w:rPr>
+                <w:rStyle w:val="Extranjerismo"/>
+                <w:sz w:val="28"/>
+                <w:szCs w:val="28"/>
+              </w:rPr>
+              <w:t>full stack</w:t>
             </w:r>
           </w:p>
         </w:tc>
@@ -13871,7 +14360,7 @@
                 <w:sz w:val="28"/>
                 <w:szCs w:val="28"/>
               </w:rPr>
-              <w:t xml:space="preserve">Centro de Comercio y Servicios Regional </w:t>
+              <w:t xml:space="preserve">Centro de Comercio y Servicios </w:t>
             </w:r>
             <w:r>
               <w:rPr>
@@ -13879,7 +14368,7 @@
                 <w:sz w:val="28"/>
                 <w:szCs w:val="28"/>
               </w:rPr>
-              <w:t>–</w:t>
+              <w:t>-</w:t>
             </w:r>
             <w:r>
               <w:rPr>
@@ -13887,7 +14376,7 @@
                 <w:sz w:val="28"/>
                 <w:szCs w:val="28"/>
               </w:rPr>
-              <w:t xml:space="preserve"> Tolima</w:t>
+              <w:t xml:space="preserve"> Regional Atlántico</w:t>
             </w:r>
           </w:p>
         </w:tc>
@@ -13917,8 +14406,7 @@
                 <w:sz w:val="28"/>
                 <w:szCs w:val="28"/>
               </w:rPr>
-              <w:lastRenderedPageBreak/>
-              <w:t>Wilson Andrés Arenales Cáceres</w:t>
+              <w:t>Nelson Iván Vera Briceño</w:t>
             </w:r>
           </w:p>
         </w:tc>
@@ -13942,7 +14430,7 @@
                 <w:sz w:val="28"/>
                 <w:szCs w:val="28"/>
               </w:rPr>
-              <w:t>Producción audiovisual</w:t>
+              <w:t>Animador y productor audiovisual </w:t>
             </w:r>
           </w:p>
         </w:tc>
@@ -13966,7 +14454,7 @@
                 <w:sz w:val="28"/>
                 <w:szCs w:val="28"/>
               </w:rPr>
-              <w:t xml:space="preserve">Centro Industrial del Diseño y la Manufactura Regional </w:t>
+              <w:t xml:space="preserve">Centro de Comercio y Servicios </w:t>
             </w:r>
             <w:r>
               <w:rPr>
@@ -13974,7 +14462,7 @@
                 <w:sz w:val="28"/>
                 <w:szCs w:val="28"/>
               </w:rPr>
-              <w:t>–</w:t>
+              <w:t>-</w:t>
             </w:r>
             <w:r>
               <w:rPr>
@@ -13982,7 +14470,7 @@
                 <w:sz w:val="28"/>
                 <w:szCs w:val="28"/>
               </w:rPr>
-              <w:t xml:space="preserve"> Santander</w:t>
+              <w:t xml:space="preserve"> Regional Atlántico</w:t>
             </w:r>
           </w:p>
         </w:tc>
@@ -14009,7 +14497,7 @@
                 <w:sz w:val="28"/>
                 <w:szCs w:val="28"/>
               </w:rPr>
-              <w:t>Gilberto Junior Rodríguez Rodríguez</w:t>
+              <w:t>Zuleidy María Ruíz Torres</w:t>
             </w:r>
           </w:p>
         </w:tc>
@@ -14057,7 +14545,7 @@
                 <w:sz w:val="28"/>
                 <w:szCs w:val="28"/>
               </w:rPr>
-              <w:t xml:space="preserve">Centro Industrial del Diseño y la Manufactura Regional </w:t>
+              <w:t>Centro de Comercio y Servicios</w:t>
             </w:r>
             <w:r>
               <w:rPr>
@@ -14065,7 +14553,7 @@
                 <w:sz w:val="28"/>
                 <w:szCs w:val="28"/>
               </w:rPr>
-              <w:t>–</w:t>
+              <w:t xml:space="preserve"> -</w:t>
             </w:r>
             <w:r>
               <w:rPr>
@@ -14073,7 +14561,7 @@
                 <w:sz w:val="28"/>
                 <w:szCs w:val="28"/>
               </w:rPr>
-              <w:t xml:space="preserve"> Santander</w:t>
+              <w:t xml:space="preserve"> Regional Tolima</w:t>
             </w:r>
           </w:p>
         </w:tc>
@@ -14091,20 +14579,19 @@
             <w:pPr>
               <w:pStyle w:val="TextoTablas"/>
               <w:rPr>
+                <w:rFonts w:asciiTheme="minorHAnsi" w:hAnsiTheme="minorHAnsi" w:cstheme="minorHAnsi"/>
+                <w:sz w:val="28"/>
+                <w:szCs w:val="28"/>
+              </w:rPr>
+            </w:pPr>
+            <w:r>
+              <w:rPr>
                 <w:rFonts w:asciiTheme="minorHAnsi" w:eastAsiaTheme="minorEastAsia" w:hAnsiTheme="minorHAnsi" w:cstheme="minorHAnsi"/>
                 <w:color w:val="000000"/>
                 <w:sz w:val="28"/>
                 <w:szCs w:val="28"/>
               </w:rPr>
-            </w:pPr>
-            <w:r>
-              <w:rPr>
-                <w:rFonts w:asciiTheme="minorHAnsi" w:eastAsiaTheme="minorEastAsia" w:hAnsiTheme="minorHAnsi" w:cstheme="minorHAnsi"/>
-                <w:color w:val="000000"/>
-                <w:sz w:val="28"/>
-                <w:szCs w:val="28"/>
-              </w:rPr>
-              <w:t>Camilo Andrés Bolaño Rey</w:t>
+              <w:t>Wilson Andrés Arenales Cáceres</w:t>
             </w:r>
           </w:p>
         </w:tc>
@@ -14128,7 +14615,7 @@
                 <w:sz w:val="28"/>
                 <w:szCs w:val="28"/>
               </w:rPr>
-              <w:t>Locución</w:t>
+              <w:t>Producción audiovisual</w:t>
             </w:r>
           </w:p>
         </w:tc>
@@ -14141,18 +14628,34 @@
             <w:pPr>
               <w:pStyle w:val="TextoTablas"/>
               <w:rPr>
+                <w:rFonts w:asciiTheme="minorHAnsi" w:hAnsiTheme="minorHAnsi" w:cstheme="minorHAnsi"/>
+                <w:sz w:val="28"/>
+                <w:szCs w:val="28"/>
+              </w:rPr>
+            </w:pPr>
+            <w:r>
+              <w:rPr>
                 <w:rFonts w:asciiTheme="minorHAnsi" w:eastAsiaTheme="minorEastAsia" w:hAnsiTheme="minorHAnsi" w:cstheme="minorHAnsi"/>
                 <w:sz w:val="28"/>
                 <w:szCs w:val="28"/>
               </w:rPr>
-            </w:pPr>
+              <w:t xml:space="preserve">Centro Industrial del Diseño y la Manufactura </w:t>
+            </w:r>
             <w:r>
               <w:rPr>
                 <w:rFonts w:asciiTheme="minorHAnsi" w:eastAsiaTheme="minorEastAsia" w:hAnsiTheme="minorHAnsi" w:cstheme="minorHAnsi"/>
                 <w:sz w:val="28"/>
                 <w:szCs w:val="28"/>
               </w:rPr>
-              <w:t>Centro Industrial del Diseño y la Manufactura Regional – Santander</w:t>
+              <w:t xml:space="preserve">- </w:t>
+            </w:r>
+            <w:r>
+              <w:rPr>
+                <w:rFonts w:asciiTheme="minorHAnsi" w:eastAsiaTheme="minorEastAsia" w:hAnsiTheme="minorHAnsi" w:cstheme="minorHAnsi"/>
+                <w:sz w:val="28"/>
+                <w:szCs w:val="28"/>
+              </w:rPr>
+              <w:t>Regional Santander</w:t>
             </w:r>
           </w:p>
         </w:tc>
@@ -14167,20 +14670,19 @@
             <w:pPr>
               <w:pStyle w:val="TextoTablas"/>
               <w:rPr>
+                <w:rFonts w:asciiTheme="minorHAnsi" w:hAnsiTheme="minorHAnsi" w:cstheme="minorHAnsi"/>
+                <w:sz w:val="28"/>
+                <w:szCs w:val="28"/>
+              </w:rPr>
+            </w:pPr>
+            <w:r>
+              <w:rPr>
                 <w:rFonts w:asciiTheme="minorHAnsi" w:eastAsiaTheme="minorEastAsia" w:hAnsiTheme="minorHAnsi" w:cstheme="minorHAnsi"/>
                 <w:color w:val="000000"/>
                 <w:sz w:val="28"/>
                 <w:szCs w:val="28"/>
               </w:rPr>
-            </w:pPr>
-            <w:r>
-              <w:rPr>
-                <w:rFonts w:asciiTheme="minorHAnsi" w:eastAsiaTheme="minorEastAsia" w:hAnsiTheme="minorHAnsi" w:cstheme="minorHAnsi"/>
-                <w:color w:val="000000"/>
-                <w:sz w:val="28"/>
-                <w:szCs w:val="28"/>
-              </w:rPr>
-              <w:t>Laura Ximena Hurtado Villalba</w:t>
+              <w:t>Gilberto Junior Rodríguez Rodríguez</w:t>
             </w:r>
           </w:p>
         </w:tc>
@@ -14217,18 +14719,34 @@
             <w:pPr>
               <w:pStyle w:val="TextoTablas"/>
               <w:rPr>
+                <w:rFonts w:asciiTheme="minorHAnsi" w:hAnsiTheme="minorHAnsi" w:cstheme="minorHAnsi"/>
+                <w:sz w:val="28"/>
+                <w:szCs w:val="28"/>
+              </w:rPr>
+            </w:pPr>
+            <w:r>
+              <w:rPr>
                 <w:rFonts w:asciiTheme="minorHAnsi" w:eastAsiaTheme="minorEastAsia" w:hAnsiTheme="minorHAnsi" w:cstheme="minorHAnsi"/>
                 <w:sz w:val="28"/>
                 <w:szCs w:val="28"/>
               </w:rPr>
-            </w:pPr>
+              <w:t xml:space="preserve">Centro Industrial del Diseño y la Manufactura </w:t>
+            </w:r>
             <w:r>
               <w:rPr>
                 <w:rFonts w:asciiTheme="minorHAnsi" w:eastAsiaTheme="minorEastAsia" w:hAnsiTheme="minorHAnsi" w:cstheme="minorHAnsi"/>
                 <w:sz w:val="28"/>
                 <w:szCs w:val="28"/>
               </w:rPr>
-              <w:t>Centro Industrial del Diseño y la Manufactura Regional - Santander</w:t>
+              <w:t xml:space="preserve">- </w:t>
+            </w:r>
+            <w:r>
+              <w:rPr>
+                <w:rFonts w:asciiTheme="minorHAnsi" w:eastAsiaTheme="minorEastAsia" w:hAnsiTheme="minorHAnsi" w:cstheme="minorHAnsi"/>
+                <w:sz w:val="28"/>
+                <w:szCs w:val="28"/>
+              </w:rPr>
+              <w:t>Regional Santander</w:t>
             </w:r>
           </w:p>
         </w:tc>
@@ -14259,7 +14777,7 @@
                 <w:sz w:val="28"/>
                 <w:szCs w:val="28"/>
               </w:rPr>
-              <w:t>Lady Adriana Ariza Luque</w:t>
+              <w:t>Camilo Andrés Bolaño Rey</w:t>
             </w:r>
           </w:p>
         </w:tc>
@@ -14283,7 +14801,7 @@
                 <w:sz w:val="28"/>
                 <w:szCs w:val="28"/>
               </w:rPr>
-              <w:t>Producción audiovisual</w:t>
+              <w:t>Locución</w:t>
             </w:r>
           </w:p>
         </w:tc>
@@ -14307,7 +14825,23 @@
                 <w:sz w:val="28"/>
                 <w:szCs w:val="28"/>
               </w:rPr>
-              <w:t>Centro Industrial del Diseño y la Manufactura Regional - Santander</w:t>
+              <w:t xml:space="preserve">Centro Industrial del Diseño y la Manufactura </w:t>
+            </w:r>
+            <w:r>
+              <w:rPr>
+                <w:rFonts w:asciiTheme="minorHAnsi" w:eastAsiaTheme="minorEastAsia" w:hAnsiTheme="minorHAnsi" w:cstheme="minorHAnsi"/>
+                <w:sz w:val="28"/>
+                <w:szCs w:val="28"/>
+              </w:rPr>
+              <w:t xml:space="preserve">- </w:t>
+            </w:r>
+            <w:r>
+              <w:rPr>
+                <w:rFonts w:asciiTheme="minorHAnsi" w:eastAsiaTheme="minorEastAsia" w:hAnsiTheme="minorHAnsi" w:cstheme="minorHAnsi"/>
+                <w:sz w:val="28"/>
+                <w:szCs w:val="28"/>
+              </w:rPr>
+              <w:t>Regional Santander</w:t>
             </w:r>
           </w:p>
         </w:tc>
@@ -14335,7 +14869,7 @@
                 <w:sz w:val="28"/>
                 <w:szCs w:val="28"/>
               </w:rPr>
-              <w:t>Mayerly Pérez Jaimes</w:t>
+              <w:t>Laura Ximena Hurtado Villalba</w:t>
             </w:r>
           </w:p>
         </w:tc>
@@ -14383,7 +14917,23 @@
                 <w:sz w:val="28"/>
                 <w:szCs w:val="28"/>
               </w:rPr>
-              <w:t>Centro Industrial del Diseño y la Manufactura Regional - Santander</w:t>
+              <w:t xml:space="preserve">Centro Industrial del Diseño y la Manufactura </w:t>
+            </w:r>
+            <w:r>
+              <w:rPr>
+                <w:rFonts w:asciiTheme="minorHAnsi" w:eastAsiaTheme="minorEastAsia" w:hAnsiTheme="minorHAnsi" w:cstheme="minorHAnsi"/>
+                <w:sz w:val="28"/>
+                <w:szCs w:val="28"/>
+              </w:rPr>
+              <w:t xml:space="preserve">- </w:t>
+            </w:r>
+            <w:r>
+              <w:rPr>
+                <w:rFonts w:asciiTheme="minorHAnsi" w:eastAsiaTheme="minorEastAsia" w:hAnsiTheme="minorHAnsi" w:cstheme="minorHAnsi"/>
+                <w:sz w:val="28"/>
+                <w:szCs w:val="28"/>
+              </w:rPr>
+              <w:t>Regional Santander</w:t>
             </w:r>
           </w:p>
         </w:tc>
@@ -14414,7 +14964,7 @@
                 <w:sz w:val="28"/>
                 <w:szCs w:val="28"/>
               </w:rPr>
-              <w:t>Pedro Nel Calao Zabala</w:t>
+              <w:t>Lady Adriana Ariza Luque</w:t>
             </w:r>
           </w:p>
         </w:tc>
@@ -14462,7 +15012,23 @@
                 <w:sz w:val="28"/>
                 <w:szCs w:val="28"/>
               </w:rPr>
-              <w:t>Centro Industrial del Diseño y la Manufactura Regional - Santander</w:t>
+              <w:t xml:space="preserve">Centro Industrial del Diseño y la Manufactura </w:t>
+            </w:r>
+            <w:r>
+              <w:rPr>
+                <w:rFonts w:asciiTheme="minorHAnsi" w:eastAsiaTheme="minorEastAsia" w:hAnsiTheme="minorHAnsi" w:cstheme="minorHAnsi"/>
+                <w:sz w:val="28"/>
+                <w:szCs w:val="28"/>
+              </w:rPr>
+              <w:t xml:space="preserve">- </w:t>
+            </w:r>
+            <w:r>
+              <w:rPr>
+                <w:rFonts w:asciiTheme="minorHAnsi" w:eastAsiaTheme="minorEastAsia" w:hAnsiTheme="minorHAnsi" w:cstheme="minorHAnsi"/>
+                <w:sz w:val="28"/>
+                <w:szCs w:val="28"/>
+              </w:rPr>
+              <w:t>Regional Santander</w:t>
             </w:r>
           </w:p>
         </w:tc>
@@ -14490,7 +15056,7 @@
                 <w:sz w:val="28"/>
                 <w:szCs w:val="28"/>
               </w:rPr>
-              <w:t>Laura Giselle Murcia Pardo</w:t>
+              <w:t>Mayerly Pérez Jaimes</w:t>
             </w:r>
           </w:p>
         </w:tc>
@@ -14538,7 +15104,406 @@
                 <w:sz w:val="28"/>
                 <w:szCs w:val="28"/>
               </w:rPr>
-              <w:t>Centro Industrial del Diseño y la Manufactura Regional - Santander</w:t>
+              <w:t xml:space="preserve">Centro Industrial del Diseño y la Manufactura </w:t>
+            </w:r>
+            <w:r>
+              <w:rPr>
+                <w:rFonts w:asciiTheme="minorHAnsi" w:eastAsiaTheme="minorEastAsia" w:hAnsiTheme="minorHAnsi" w:cstheme="minorHAnsi"/>
+                <w:sz w:val="28"/>
+                <w:szCs w:val="28"/>
+              </w:rPr>
+              <w:t xml:space="preserve">- </w:t>
+            </w:r>
+            <w:r>
+              <w:rPr>
+                <w:rFonts w:asciiTheme="minorHAnsi" w:eastAsiaTheme="minorEastAsia" w:hAnsiTheme="minorHAnsi" w:cstheme="minorHAnsi"/>
+                <w:sz w:val="28"/>
+                <w:szCs w:val="28"/>
+              </w:rPr>
+              <w:t>Regional Santander</w:t>
+            </w:r>
+          </w:p>
+        </w:tc>
+      </w:tr>
+      <w:tr>
+        <w:trPr>
+          <w:cnfStyle w:val="000000100000" w:firstRow="0" w:lastRow="0" w:firstColumn="0" w:lastColumn="0" w:oddVBand="0" w:evenVBand="0" w:oddHBand="1" w:evenHBand="0" w:firstRowFirstColumn="0" w:firstRowLastColumn="0" w:lastRowFirstColumn="0" w:lastRowLastColumn="0"/>
+        </w:trPr>
+        <w:tc>
+          <w:tcPr>
+            <w:tcW w:w="2830" w:type="dxa"/>
+            <w:vAlign w:val="center"/>
+          </w:tcPr>
+          <w:p>
+            <w:pPr>
+              <w:pStyle w:val="TextoTablas"/>
+              <w:rPr>
+                <w:rFonts w:asciiTheme="minorHAnsi" w:eastAsiaTheme="minorEastAsia" w:hAnsiTheme="minorHAnsi" w:cstheme="minorHAnsi"/>
+                <w:color w:val="000000"/>
+                <w:sz w:val="28"/>
+                <w:szCs w:val="28"/>
+              </w:rPr>
+            </w:pPr>
+            <w:r>
+              <w:rPr>
+                <w:rFonts w:asciiTheme="minorHAnsi" w:eastAsiaTheme="minorEastAsia" w:hAnsiTheme="minorHAnsi" w:cstheme="minorHAnsi"/>
+                <w:color w:val="000000"/>
+                <w:sz w:val="28"/>
+                <w:szCs w:val="28"/>
+              </w:rPr>
+              <w:lastRenderedPageBreak/>
+              <w:t>Pedro Nel Calao Zabala</w:t>
+            </w:r>
+          </w:p>
+        </w:tc>
+        <w:tc>
+          <w:tcPr>
+            <w:tcW w:w="3261" w:type="dxa"/>
+            <w:vAlign w:val="center"/>
+          </w:tcPr>
+          <w:p>
+            <w:pPr>
+              <w:pStyle w:val="TextoTablas"/>
+              <w:rPr>
+                <w:rFonts w:asciiTheme="minorHAnsi" w:hAnsiTheme="minorHAnsi" w:cstheme="minorHAnsi"/>
+                <w:sz w:val="28"/>
+                <w:szCs w:val="28"/>
+              </w:rPr>
+            </w:pPr>
+            <w:r>
+              <w:rPr>
+                <w:rFonts w:asciiTheme="minorHAnsi" w:hAnsiTheme="minorHAnsi" w:cstheme="minorHAnsi"/>
+                <w:sz w:val="28"/>
+                <w:szCs w:val="28"/>
+              </w:rPr>
+              <w:t>Producción audiovisual</w:t>
+            </w:r>
+          </w:p>
+        </w:tc>
+        <w:tc>
+          <w:tcPr>
+            <w:tcW w:w="3969" w:type="dxa"/>
+            <w:vAlign w:val="center"/>
+          </w:tcPr>
+          <w:p>
+            <w:pPr>
+              <w:pStyle w:val="TextoTablas"/>
+              <w:rPr>
+                <w:rFonts w:asciiTheme="minorHAnsi" w:eastAsiaTheme="minorEastAsia" w:hAnsiTheme="minorHAnsi" w:cstheme="minorHAnsi"/>
+                <w:sz w:val="28"/>
+                <w:szCs w:val="28"/>
+              </w:rPr>
+            </w:pPr>
+            <w:r>
+              <w:rPr>
+                <w:rFonts w:asciiTheme="minorHAnsi" w:eastAsiaTheme="minorEastAsia" w:hAnsiTheme="minorHAnsi" w:cstheme="minorHAnsi"/>
+                <w:sz w:val="28"/>
+                <w:szCs w:val="28"/>
+              </w:rPr>
+              <w:t xml:space="preserve">Centro Industrial del Diseño y la Manufactura </w:t>
+            </w:r>
+            <w:r>
+              <w:rPr>
+                <w:rFonts w:asciiTheme="minorHAnsi" w:eastAsiaTheme="minorEastAsia" w:hAnsiTheme="minorHAnsi" w:cstheme="minorHAnsi"/>
+                <w:sz w:val="28"/>
+                <w:szCs w:val="28"/>
+              </w:rPr>
+              <w:t xml:space="preserve">- </w:t>
+            </w:r>
+            <w:r>
+              <w:rPr>
+                <w:rFonts w:asciiTheme="minorHAnsi" w:eastAsiaTheme="minorEastAsia" w:hAnsiTheme="minorHAnsi" w:cstheme="minorHAnsi"/>
+                <w:sz w:val="28"/>
+                <w:szCs w:val="28"/>
+              </w:rPr>
+              <w:t>Regional Santander</w:t>
+            </w:r>
+          </w:p>
+        </w:tc>
+      </w:tr>
+      <w:tr>
+        <w:tc>
+          <w:tcPr>
+            <w:tcW w:w="2830" w:type="dxa"/>
+            <w:vAlign w:val="center"/>
+          </w:tcPr>
+          <w:p>
+            <w:pPr>
+              <w:pStyle w:val="TextoTablas"/>
+              <w:rPr>
+                <w:rFonts w:asciiTheme="minorHAnsi" w:eastAsiaTheme="minorEastAsia" w:hAnsiTheme="minorHAnsi" w:cstheme="minorHAnsi"/>
+                <w:color w:val="000000"/>
+                <w:sz w:val="28"/>
+                <w:szCs w:val="28"/>
+              </w:rPr>
+            </w:pPr>
+            <w:r>
+              <w:rPr>
+                <w:rFonts w:asciiTheme="minorHAnsi" w:eastAsiaTheme="minorEastAsia" w:hAnsiTheme="minorHAnsi" w:cstheme="minorHAnsi"/>
+                <w:color w:val="000000"/>
+                <w:sz w:val="28"/>
+                <w:szCs w:val="28"/>
+              </w:rPr>
+              <w:t>Laura Giselle Murcia Pardo</w:t>
+            </w:r>
+          </w:p>
+        </w:tc>
+        <w:tc>
+          <w:tcPr>
+            <w:tcW w:w="3261" w:type="dxa"/>
+            <w:vAlign w:val="center"/>
+          </w:tcPr>
+          <w:p>
+            <w:pPr>
+              <w:pStyle w:val="TextoTablas"/>
+              <w:rPr>
+                <w:rFonts w:asciiTheme="minorHAnsi" w:hAnsiTheme="minorHAnsi" w:cstheme="minorHAnsi"/>
+                <w:sz w:val="28"/>
+                <w:szCs w:val="28"/>
+              </w:rPr>
+            </w:pPr>
+            <w:r>
+              <w:rPr>
+                <w:rFonts w:asciiTheme="minorHAnsi" w:hAnsiTheme="minorHAnsi" w:cstheme="minorHAnsi"/>
+                <w:sz w:val="28"/>
+                <w:szCs w:val="28"/>
+              </w:rPr>
+              <w:t>Producción audiovisual</w:t>
+            </w:r>
+          </w:p>
+        </w:tc>
+        <w:tc>
+          <w:tcPr>
+            <w:tcW w:w="3969" w:type="dxa"/>
+            <w:vAlign w:val="center"/>
+          </w:tcPr>
+          <w:p>
+            <w:pPr>
+              <w:pStyle w:val="TextoTablas"/>
+              <w:rPr>
+                <w:rFonts w:asciiTheme="minorHAnsi" w:eastAsiaTheme="minorEastAsia" w:hAnsiTheme="minorHAnsi" w:cstheme="minorHAnsi"/>
+                <w:sz w:val="28"/>
+                <w:szCs w:val="28"/>
+              </w:rPr>
+            </w:pPr>
+            <w:r>
+              <w:rPr>
+                <w:rFonts w:asciiTheme="minorHAnsi" w:eastAsiaTheme="minorEastAsia" w:hAnsiTheme="minorHAnsi" w:cstheme="minorHAnsi"/>
+                <w:sz w:val="28"/>
+                <w:szCs w:val="28"/>
+              </w:rPr>
+              <w:t xml:space="preserve">Centro Industrial del Diseño y la Manufactura </w:t>
+            </w:r>
+            <w:r>
+              <w:rPr>
+                <w:rFonts w:asciiTheme="minorHAnsi" w:eastAsiaTheme="minorEastAsia" w:hAnsiTheme="minorHAnsi" w:cstheme="minorHAnsi"/>
+                <w:sz w:val="28"/>
+                <w:szCs w:val="28"/>
+              </w:rPr>
+              <w:t xml:space="preserve">- </w:t>
+            </w:r>
+            <w:r>
+              <w:rPr>
+                <w:rFonts w:asciiTheme="minorHAnsi" w:eastAsiaTheme="minorEastAsia" w:hAnsiTheme="minorHAnsi" w:cstheme="minorHAnsi"/>
+                <w:sz w:val="28"/>
+                <w:szCs w:val="28"/>
+              </w:rPr>
+              <w:t>Regional Santander</w:t>
+            </w:r>
+          </w:p>
+        </w:tc>
+      </w:tr>
+      <w:tr>
+        <w:trPr>
+          <w:cnfStyle w:val="000000100000" w:firstRow="0" w:lastRow="0" w:firstColumn="0" w:lastColumn="0" w:oddVBand="0" w:evenVBand="0" w:oddHBand="1" w:evenHBand="0" w:firstRowFirstColumn="0" w:firstRowLastColumn="0" w:lastRowFirstColumn="0" w:lastRowLastColumn="0"/>
+        </w:trPr>
+        <w:tc>
+          <w:tcPr>
+            <w:tcW w:w="2830" w:type="dxa"/>
+            <w:vAlign w:val="center"/>
+          </w:tcPr>
+          <w:p>
+            <w:pPr>
+              <w:pStyle w:val="TextoTablas"/>
+              <w:rPr>
+                <w:rFonts w:asciiTheme="minorHAnsi" w:eastAsiaTheme="minorEastAsia" w:hAnsiTheme="minorHAnsi" w:cstheme="minorHAnsi"/>
+                <w:color w:val="000000"/>
+                <w:sz w:val="28"/>
+                <w:szCs w:val="28"/>
+              </w:rPr>
+            </w:pPr>
+            <w:r>
+              <w:rPr>
+                <w:rFonts w:asciiTheme="minorHAnsi" w:eastAsiaTheme="minorEastAsia" w:hAnsiTheme="minorHAnsi" w:cstheme="minorHAnsi"/>
+                <w:color w:val="000000"/>
+                <w:sz w:val="28"/>
+                <w:szCs w:val="28"/>
+              </w:rPr>
+              <w:t>Carlos Andrés Díaz Pinto</w:t>
+            </w:r>
+          </w:p>
+        </w:tc>
+        <w:tc>
+          <w:tcPr>
+            <w:tcW w:w="3261" w:type="dxa"/>
+            <w:vAlign w:val="center"/>
+          </w:tcPr>
+          <w:p>
+            <w:pPr>
+              <w:pStyle w:val="TextoTablas"/>
+              <w:rPr>
+                <w:rFonts w:asciiTheme="minorHAnsi" w:hAnsiTheme="minorHAnsi" w:cstheme="minorHAnsi"/>
+                <w:sz w:val="28"/>
+                <w:szCs w:val="28"/>
+              </w:rPr>
+            </w:pPr>
+            <w:r>
+              <w:rPr>
+                <w:rFonts w:asciiTheme="minorHAnsi" w:hAnsiTheme="minorHAnsi" w:cstheme="minorHAnsi"/>
+                <w:sz w:val="28"/>
+                <w:szCs w:val="28"/>
+              </w:rPr>
+              <w:t xml:space="preserve">Desarrollo </w:t>
+            </w:r>
+            <w:r>
+              <w:rPr>
+                <w:rStyle w:val="Extranjerismo"/>
+                <w:sz w:val="28"/>
+                <w:szCs w:val="28"/>
+              </w:rPr>
+              <w:t>front-end</w:t>
+            </w:r>
+          </w:p>
+        </w:tc>
+        <w:tc>
+          <w:tcPr>
+            <w:tcW w:w="3969" w:type="dxa"/>
+            <w:vAlign w:val="center"/>
+          </w:tcPr>
+          <w:p>
+            <w:pPr>
+              <w:pStyle w:val="TextoTablas"/>
+              <w:rPr>
+                <w:rFonts w:asciiTheme="minorHAnsi" w:eastAsiaTheme="minorEastAsia" w:hAnsiTheme="minorHAnsi" w:cstheme="minorHAnsi"/>
+                <w:sz w:val="28"/>
+                <w:szCs w:val="28"/>
+              </w:rPr>
+            </w:pPr>
+            <w:r>
+              <w:rPr>
+                <w:rFonts w:asciiTheme="minorHAnsi" w:eastAsiaTheme="minorEastAsia" w:hAnsiTheme="minorHAnsi" w:cstheme="minorHAnsi"/>
+                <w:sz w:val="28"/>
+                <w:szCs w:val="28"/>
+              </w:rPr>
+              <w:t>Centro de Comercio y Servicios - Regional Atlántico</w:t>
+            </w:r>
+          </w:p>
+        </w:tc>
+      </w:tr>
+      <w:tr>
+        <w:tc>
+          <w:tcPr>
+            <w:tcW w:w="2830" w:type="dxa"/>
+            <w:vAlign w:val="center"/>
+          </w:tcPr>
+          <w:p>
+            <w:pPr>
+              <w:pStyle w:val="TextoTablas"/>
+              <w:rPr>
+                <w:rFonts w:asciiTheme="minorHAnsi" w:eastAsiaTheme="minorEastAsia" w:hAnsiTheme="minorHAnsi" w:cstheme="minorHAnsi"/>
+                <w:color w:val="000000"/>
+                <w:sz w:val="28"/>
+                <w:szCs w:val="28"/>
+              </w:rPr>
+            </w:pPr>
+            <w:r>
+              <w:rPr>
+                <w:rFonts w:asciiTheme="minorHAnsi" w:eastAsiaTheme="minorEastAsia" w:hAnsiTheme="minorHAnsi" w:cstheme="minorHAnsi"/>
+                <w:color w:val="000000"/>
+                <w:sz w:val="28"/>
+                <w:szCs w:val="28"/>
+              </w:rPr>
+              <w:t>Yuli Marcela Gómez Tarazona</w:t>
+            </w:r>
+          </w:p>
+        </w:tc>
+        <w:tc>
+          <w:tcPr>
+            <w:tcW w:w="3261" w:type="dxa"/>
+            <w:vAlign w:val="center"/>
+          </w:tcPr>
+          <w:p>
+            <w:pPr>
+              <w:pStyle w:val="TextoTablas"/>
+              <w:rPr>
+                <w:rFonts w:asciiTheme="minorHAnsi" w:hAnsiTheme="minorHAnsi" w:cstheme="minorHAnsi"/>
+                <w:sz w:val="28"/>
+                <w:szCs w:val="28"/>
+              </w:rPr>
+            </w:pPr>
+            <w:r>
+              <w:rPr>
+                <w:rFonts w:asciiTheme="minorHAnsi" w:hAnsiTheme="minorHAnsi" w:cstheme="minorHAnsi"/>
+                <w:sz w:val="28"/>
+                <w:szCs w:val="28"/>
+              </w:rPr>
+              <w:t>Validación de diseño y contenido</w:t>
+            </w:r>
+          </w:p>
+        </w:tc>
+        <w:tc>
+          <w:tcPr>
+            <w:tcW w:w="3969" w:type="dxa"/>
+            <w:vAlign w:val="center"/>
+          </w:tcPr>
+          <w:p>
+            <w:pPr>
+              <w:pStyle w:val="TextoTablas"/>
+              <w:rPr>
+                <w:rFonts w:asciiTheme="minorHAnsi" w:eastAsiaTheme="minorEastAsia" w:hAnsiTheme="minorHAnsi" w:cstheme="minorHAnsi"/>
+                <w:sz w:val="28"/>
+                <w:szCs w:val="28"/>
+              </w:rPr>
+            </w:pPr>
+            <w:r>
+              <w:rPr>
+                <w:rFonts w:asciiTheme="minorHAnsi" w:eastAsiaTheme="minorEastAsia" w:hAnsiTheme="minorHAnsi" w:cstheme="minorHAnsi"/>
+                <w:sz w:val="28"/>
+                <w:szCs w:val="28"/>
+              </w:rPr>
+              <w:t xml:space="preserve">Centro Industrial del Diseño y la Manufactura </w:t>
+            </w:r>
+            <w:r>
+              <w:rPr>
+                <w:rFonts w:asciiTheme="minorHAnsi" w:eastAsiaTheme="minorEastAsia" w:hAnsiTheme="minorHAnsi" w:cstheme="minorHAnsi"/>
+                <w:sz w:val="28"/>
+                <w:szCs w:val="28"/>
+              </w:rPr>
+              <w:t xml:space="preserve">- </w:t>
+            </w:r>
+            <w:r>
+              <w:rPr>
+                <w:rFonts w:asciiTheme="minorHAnsi" w:eastAsiaTheme="minorEastAsia" w:hAnsiTheme="minorHAnsi" w:cstheme="minorHAnsi"/>
+                <w:sz w:val="28"/>
+                <w:szCs w:val="28"/>
+              </w:rPr>
+              <w:t>Regional</w:t>
+            </w:r>
+            <w:r>
+              <w:rPr>
+                <w:rFonts w:asciiTheme="minorHAnsi" w:eastAsiaTheme="minorEastAsia" w:hAnsiTheme="minorHAnsi" w:cstheme="minorHAnsi"/>
+                <w:sz w:val="28"/>
+                <w:szCs w:val="28"/>
+              </w:rPr>
+              <w:t xml:space="preserve"> </w:t>
+            </w:r>
+            <w:r>
+              <w:rPr>
+                <w:rFonts w:asciiTheme="minorHAnsi" w:eastAsiaTheme="minorEastAsia" w:hAnsiTheme="minorHAnsi" w:cstheme="minorHAnsi"/>
+                <w:sz w:val="28"/>
+                <w:szCs w:val="28"/>
+              </w:rPr>
+              <w:t>Santander</w:t>
             </w:r>
           </w:p>
         </w:tc>
@@ -14637,7 +15602,6 @@
                 <w:sz w:val="28"/>
                 <w:szCs w:val="28"/>
               </w:rPr>
-              <w:lastRenderedPageBreak/>
               <w:t>Laura Daniela Burgos Rueda</w:t>
             </w:r>
           </w:p>
@@ -15008,13 +15972,6 @@
                                   <w:bCs/>
                                 </w:rPr>
                               </w:pPr>
-                              <w:r>
-                                <w:rPr>
-                                  <w:b/>
-                                  <w:bCs/>
-                                </w:rPr>
-                                <w:t>Grupo de Ejecución de la Formación Virtual</w:t>
-                              </w:r>
                             </w:p>
                           </w:txbxContent>
                         </wps:txbx>
@@ -15051,13 +16008,6 @@
                             <w:bCs/>
                           </w:rPr>
                         </w:pPr>
-                        <w:r>
-                          <w:rPr>
-                            <w:b/>
-                            <w:bCs/>
-                          </w:rPr>
-                          <w:t>Grupo de Ejecución de la Formación Virtual</w:t>
-                        </w:r>
                       </w:p>
                     </w:txbxContent>
                   </v:textbox>
@@ -18354,6 +19304,119 @@
     </w:lvl>
   </w:abstractNum>
   <w:abstractNum w:abstractNumId="31" w15:restartNumberingAfterBreak="0">
+    <w:nsid w:val="6BA02D69"/>
+    <w:multiLevelType w:val="hybridMultilevel"/>
+    <w:tmpl w:val="BE4290B4"/>
+    <w:lvl w:ilvl="0" w:tplc="240A000B">
+      <w:start w:val="1"/>
+      <w:numFmt w:val="bullet"/>
+      <w:lvlText w:val=""/>
+      <w:lvlJc w:val="left"/>
+      <w:pPr>
+        <w:ind w:left="720" w:hanging="360"/>
+      </w:pPr>
+      <w:rPr>
+        <w:rFonts w:ascii="Wingdings" w:hAnsi="Wingdings" w:hint="default"/>
+      </w:rPr>
+    </w:lvl>
+    <w:lvl w:ilvl="1" w:tplc="240A0003" w:tentative="1">
+      <w:start w:val="1"/>
+      <w:numFmt w:val="bullet"/>
+      <w:lvlText w:val="o"/>
+      <w:lvlJc w:val="left"/>
+      <w:pPr>
+        <w:ind w:left="1440" w:hanging="360"/>
+      </w:pPr>
+      <w:rPr>
+        <w:rFonts w:ascii="Courier New" w:hAnsi="Courier New" w:cs="Courier New" w:hint="default"/>
+      </w:rPr>
+    </w:lvl>
+    <w:lvl w:ilvl="2" w:tplc="240A0005" w:tentative="1">
+      <w:start w:val="1"/>
+      <w:numFmt w:val="bullet"/>
+      <w:lvlText w:val=""/>
+      <w:lvlJc w:val="left"/>
+      <w:pPr>
+        <w:ind w:left="2160" w:hanging="360"/>
+      </w:pPr>
+      <w:rPr>
+        <w:rFonts w:ascii="Wingdings" w:hAnsi="Wingdings" w:hint="default"/>
+      </w:rPr>
+    </w:lvl>
+    <w:lvl w:ilvl="3" w:tplc="240A0001" w:tentative="1">
+      <w:start w:val="1"/>
+      <w:numFmt w:val="bullet"/>
+      <w:lvlText w:val=""/>
+      <w:lvlJc w:val="left"/>
+      <w:pPr>
+        <w:ind w:left="2880" w:hanging="360"/>
+      </w:pPr>
+      <w:rPr>
+        <w:rFonts w:ascii="Symbol" w:hAnsi="Symbol" w:hint="default"/>
+      </w:rPr>
+    </w:lvl>
+    <w:lvl w:ilvl="4" w:tplc="240A0003" w:tentative="1">
+      <w:start w:val="1"/>
+      <w:numFmt w:val="bullet"/>
+      <w:lvlText w:val="o"/>
+      <w:lvlJc w:val="left"/>
+      <w:pPr>
+        <w:ind w:left="3600" w:hanging="360"/>
+      </w:pPr>
+      <w:rPr>
+        <w:rFonts w:ascii="Courier New" w:hAnsi="Courier New" w:cs="Courier New" w:hint="default"/>
+      </w:rPr>
+    </w:lvl>
+    <w:lvl w:ilvl="5" w:tplc="240A0005" w:tentative="1">
+      <w:start w:val="1"/>
+      <w:numFmt w:val="bullet"/>
+      <w:lvlText w:val=""/>
+      <w:lvlJc w:val="left"/>
+      <w:pPr>
+        <w:ind w:left="4320" w:hanging="360"/>
+      </w:pPr>
+      <w:rPr>
+        <w:rFonts w:ascii="Wingdings" w:hAnsi="Wingdings" w:hint="default"/>
+      </w:rPr>
+    </w:lvl>
+    <w:lvl w:ilvl="6" w:tplc="240A0001" w:tentative="1">
+      <w:start w:val="1"/>
+      <w:numFmt w:val="bullet"/>
+      <w:lvlText w:val=""/>
+      <w:lvlJc w:val="left"/>
+      <w:pPr>
+        <w:ind w:left="5040" w:hanging="360"/>
+      </w:pPr>
+      <w:rPr>
+        <w:rFonts w:ascii="Symbol" w:hAnsi="Symbol" w:hint="default"/>
+      </w:rPr>
+    </w:lvl>
+    <w:lvl w:ilvl="7" w:tplc="240A0003" w:tentative="1">
+      <w:start w:val="1"/>
+      <w:numFmt w:val="bullet"/>
+      <w:lvlText w:val="o"/>
+      <w:lvlJc w:val="left"/>
+      <w:pPr>
+        <w:ind w:left="5760" w:hanging="360"/>
+      </w:pPr>
+      <w:rPr>
+        <w:rFonts w:ascii="Courier New" w:hAnsi="Courier New" w:cs="Courier New" w:hint="default"/>
+      </w:rPr>
+    </w:lvl>
+    <w:lvl w:ilvl="8" w:tplc="240A0005" w:tentative="1">
+      <w:start w:val="1"/>
+      <w:numFmt w:val="bullet"/>
+      <w:lvlText w:val=""/>
+      <w:lvlJc w:val="left"/>
+      <w:pPr>
+        <w:ind w:left="6480" w:hanging="360"/>
+      </w:pPr>
+      <w:rPr>
+        <w:rFonts w:ascii="Wingdings" w:hAnsi="Wingdings" w:hint="default"/>
+      </w:rPr>
+    </w:lvl>
+  </w:abstractNum>
+  <w:abstractNum w:abstractNumId="32" w15:restartNumberingAfterBreak="0">
     <w:nsid w:val="70635B31"/>
     <w:multiLevelType w:val="hybridMultilevel"/>
     <w:tmpl w:val="5A9EF806"/>
@@ -18439,7 +19502,7 @@
       </w:pPr>
     </w:lvl>
   </w:abstractNum>
-  <w:abstractNum w:abstractNumId="32" w15:restartNumberingAfterBreak="0">
+  <w:abstractNum w:abstractNumId="33" w15:restartNumberingAfterBreak="0">
     <w:nsid w:val="7BA95F46"/>
     <w:multiLevelType w:val="hybridMultilevel"/>
     <w:tmpl w:val="82567F0C"/>
@@ -18552,7 +19615,7 @@
       </w:rPr>
     </w:lvl>
   </w:abstractNum>
-  <w:abstractNum w:abstractNumId="33" w15:restartNumberingAfterBreak="0">
+  <w:abstractNum w:abstractNumId="34" w15:restartNumberingAfterBreak="0">
     <w:nsid w:val="7D531F63"/>
     <w:multiLevelType w:val="hybridMultilevel"/>
     <w:tmpl w:val="BAFA8196"/>
@@ -18702,7 +19765,7 @@
     <w:abstractNumId w:val="22"/>
   </w:num>
   <w:num w:numId="13">
-    <w:abstractNumId w:val="33"/>
+    <w:abstractNumId w:val="34"/>
   </w:num>
   <w:num w:numId="14">
     <w:abstractNumId w:val="1"/>
@@ -18711,7 +19774,7 @@
     <w:abstractNumId w:val="11"/>
   </w:num>
   <w:num w:numId="16">
-    <w:abstractNumId w:val="32"/>
+    <w:abstractNumId w:val="33"/>
   </w:num>
   <w:num w:numId="17">
     <w:abstractNumId w:val="9"/>
@@ -18759,13 +19822,16 @@
     <w:abstractNumId w:val="4"/>
   </w:num>
   <w:num w:numId="32">
-    <w:abstractNumId w:val="31"/>
+    <w:abstractNumId w:val="32"/>
   </w:num>
   <w:num w:numId="33">
     <w:abstractNumId w:val="6"/>
   </w:num>
   <w:num w:numId="34">
     <w:abstractNumId w:val="2"/>
+  </w:num>
+  <w:num w:numId="35">
+    <w:abstractNumId w:val="31"/>
   </w:num>
   <w:numIdMacAtCleanup w:val="22"/>
 </w:numbering>
@@ -20568,6 +21634,17 @@
 </file>
 
 <file path=customXml/item1.xml><?xml version="1.0" encoding="utf-8"?>
+<p:properties xmlns:p="http://schemas.microsoft.com/office/2006/metadata/properties" xmlns:xsi="http://www.w3.org/2001/XMLSchema-instance" xmlns:pc="http://schemas.microsoft.com/office/infopath/2007/PartnerControls">
+  <documentManagement>
+    <TaxCatchAll xmlns="adccf511-daff-4bcb-9072-914cedbf4c7e" xsi:nil="true"/>
+    <lcf76f155ced4ddcb4097134ff3c332f xmlns="a70d3c18-0869-45a1-9f75-4b4b8f0f32be">
+      <Terms xmlns="http://schemas.microsoft.com/office/infopath/2007/PartnerControls"/>
+    </lcf76f155ced4ddcb4097134ff3c332f>
+  </documentManagement>
+</p:properties>
+</file>
+
+<file path=customXml/item2.xml><?xml version="1.0" encoding="utf-8"?>
 <?mso-contentType ?>
 <FormTemplates xmlns="http://schemas.microsoft.com/sharepoint/v3/contenttype/forms">
   <Display>DocumentLibraryForm</Display>
@@ -20576,31 +21653,28 @@
 </FormTemplates>
 </file>
 
-<file path=customXml/item2.xml><?xml version="1.0" encoding="utf-8"?>
-<ct:contentTypeSchema xmlns:ct="http://schemas.microsoft.com/office/2006/metadata/contentType" xmlns:ma="http://schemas.microsoft.com/office/2006/metadata/properties/metaAttributes" ct:_="" ma:_="" ma:contentTypeName="Documento" ma:contentTypeID="0x0101006A81D6BD42E8DF4C91013959704817E1" ma:contentTypeVersion="15" ma:contentTypeDescription="Crear nuevo documento." ma:contentTypeScope="" ma:versionID="bf4f72ffd194f0963ff564daca6869f7">
-  <xsd:schema xmlns:xsd="http://www.w3.org/2001/XMLSchema" xmlns:xs="http://www.w3.org/2001/XMLSchema" xmlns:p="http://schemas.microsoft.com/office/2006/metadata/properties" xmlns:ns2="13c90a0b-73bc-4dc0-be5f-28d77b615beb" xmlns:ns3="13c93bba-48ce-428c-bfe5-88b42c19b028" targetNamespace="http://schemas.microsoft.com/office/2006/metadata/properties" ma:root="true" ma:fieldsID="8718d6f4873a5b1392a45044efa78385" ns2:_="" ns3:_="">
-    <xsd:import namespace="13c90a0b-73bc-4dc0-be5f-28d77b615beb"/>
-    <xsd:import namespace="13c93bba-48ce-428c-bfe5-88b42c19b028"/>
+<file path=customXml/item3.xml><?xml version="1.0" encoding="utf-8"?>
+<ct:contentTypeSchema xmlns:ct="http://schemas.microsoft.com/office/2006/metadata/contentType" xmlns:ma="http://schemas.microsoft.com/office/2006/metadata/properties/metaAttributes" ct:_="" ma:_="" ma:contentTypeName="Documento" ma:contentTypeID="0x010100FC2B1768DD5A774EB396CCAB0DE361C1" ma:contentTypeVersion="12" ma:contentTypeDescription="Crear nuevo documento." ma:contentTypeScope="" ma:versionID="d4a546b22d2924edabf51241cf3422b8">
+  <xsd:schema xmlns:xsd="http://www.w3.org/2001/XMLSchema" xmlns:xs="http://www.w3.org/2001/XMLSchema" xmlns:p="http://schemas.microsoft.com/office/2006/metadata/properties" xmlns:ns2="a70d3c18-0869-45a1-9f75-4b4b8f0f32be" xmlns:ns3="adccf511-daff-4bcb-9072-914cedbf4c7e" targetNamespace="http://schemas.microsoft.com/office/2006/metadata/properties" ma:root="true" ma:fieldsID="e29002b2d9ca820e89c57fc59ec70c79" ns2:_="" ns3:_="">
+    <xsd:import namespace="a70d3c18-0869-45a1-9f75-4b4b8f0f32be"/>
+    <xsd:import namespace="adccf511-daff-4bcb-9072-914cedbf4c7e"/>
     <xsd:element name="properties">
       <xsd:complexType>
         <xsd:sequence>
           <xsd:element name="documentManagement">
             <xsd:complexType>
               <xsd:all>
-                <xsd:element ref="ns2:SharedWithUsers" minOccurs="0"/>
-                <xsd:element ref="ns2:SharedWithDetails" minOccurs="0"/>
-                <xsd:element ref="ns3:MediaServiceMetadata" minOccurs="0"/>
-                <xsd:element ref="ns3:MediaServiceFastMetadata" minOccurs="0"/>
-                <xsd:element ref="ns3:MediaServiceSearchProperties" minOccurs="0"/>
-                <xsd:element ref="ns3:MediaServiceObjectDetectorVersions" minOccurs="0"/>
-                <xsd:element ref="ns3:MediaServiceDateTaken" minOccurs="0"/>
-                <xsd:element ref="ns3:MediaServiceGenerationTime" minOccurs="0"/>
-                <xsd:element ref="ns3:MediaServiceEventHashCode" minOccurs="0"/>
-                <xsd:element ref="ns3:MediaLengthInSeconds" minOccurs="0"/>
-                <xsd:element ref="ns3:lcf76f155ced4ddcb4097134ff3c332f" minOccurs="0"/>
-                <xsd:element ref="ns2:TaxCatchAll" minOccurs="0"/>
-                <xsd:element ref="ns3:MediaServiceOCR" minOccurs="0"/>
-                <xsd:element ref="ns3:MediaServiceLocation" minOccurs="0"/>
+                <xsd:element ref="ns2:MediaServiceMetadata" minOccurs="0"/>
+                <xsd:element ref="ns2:MediaServiceFastMetadata" minOccurs="0"/>
+                <xsd:element ref="ns2:MediaServiceSearchProperties" minOccurs="0"/>
+                <xsd:element ref="ns2:MediaServiceDateTaken" minOccurs="0"/>
+                <xsd:element ref="ns2:MediaServiceGenerationTime" minOccurs="0"/>
+                <xsd:element ref="ns2:MediaServiceEventHashCode" minOccurs="0"/>
+                <xsd:element ref="ns2:MediaLengthInSeconds" minOccurs="0"/>
+                <xsd:element ref="ns2:lcf76f155ced4ddcb4097134ff3c332f" minOccurs="0"/>
+                <xsd:element ref="ns3:TaxCatchAll" minOccurs="0"/>
+                <xsd:element ref="ns2:MediaServiceOCR" minOccurs="0"/>
+                <xsd:element ref="ns2:MediaServiceBillingMetadata" minOccurs="0"/>
               </xsd:all>
             </xsd:complexType>
           </xsd:element>
@@ -20608,36 +21682,68 @@
       </xsd:complexType>
     </xsd:element>
   </xsd:schema>
-  <xsd:schema xmlns:xsd="http://www.w3.org/2001/XMLSchema" xmlns:xs="http://www.w3.org/2001/XMLSchema" xmlns:dms="http://schemas.microsoft.com/office/2006/documentManagement/types" xmlns:pc="http://schemas.microsoft.com/office/infopath/2007/PartnerControls" targetNamespace="13c90a0b-73bc-4dc0-be5f-28d77b615beb" elementFormDefault="qualified">
+  <xsd:schema xmlns:xsd="http://www.w3.org/2001/XMLSchema" xmlns:xs="http://www.w3.org/2001/XMLSchema" xmlns:dms="http://schemas.microsoft.com/office/2006/documentManagement/types" xmlns:pc="http://schemas.microsoft.com/office/infopath/2007/PartnerControls" targetNamespace="a70d3c18-0869-45a1-9f75-4b4b8f0f32be" elementFormDefault="qualified">
     <xsd:import namespace="http://schemas.microsoft.com/office/2006/documentManagement/types"/>
     <xsd:import namespace="http://schemas.microsoft.com/office/infopath/2007/PartnerControls"/>
-    <xsd:element name="SharedWithUsers" ma:index="8" nillable="true" ma:displayName="Compartido con" ma:internalName="SharedWithUsers" ma:readOnly="true">
+    <xsd:element name="MediaServiceMetadata" ma:index="8" nillable="true" ma:displayName="MediaServiceMetadata" ma:hidden="true" ma:internalName="MediaServiceMetadata" ma:readOnly="true">
+      <xsd:simpleType>
+        <xsd:restriction base="dms:Note"/>
+      </xsd:simpleType>
+    </xsd:element>
+    <xsd:element name="MediaServiceFastMetadata" ma:index="9" nillable="true" ma:displayName="MediaServiceFastMetadata" ma:hidden="true" ma:internalName="MediaServiceFastMetadata" ma:readOnly="true">
+      <xsd:simpleType>
+        <xsd:restriction base="dms:Note"/>
+      </xsd:simpleType>
+    </xsd:element>
+    <xsd:element name="MediaServiceSearchProperties" ma:index="10" nillable="true" ma:displayName="MediaServiceSearchProperties" ma:hidden="true" ma:internalName="MediaServiceSearchProperties" ma:readOnly="true">
+      <xsd:simpleType>
+        <xsd:restriction base="dms:Note"/>
+      </xsd:simpleType>
+    </xsd:element>
+    <xsd:element name="MediaServiceDateTaken" ma:index="11" nillable="true" ma:displayName="MediaServiceDateTaken" ma:hidden="true" ma:indexed="true" ma:internalName="MediaServiceDateTaken" ma:readOnly="true">
+      <xsd:simpleType>
+        <xsd:restriction base="dms:Text"/>
+      </xsd:simpleType>
+    </xsd:element>
+    <xsd:element name="MediaServiceGenerationTime" ma:index="12" nillable="true" ma:displayName="MediaServiceGenerationTime" ma:hidden="true" ma:internalName="MediaServiceGenerationTime" ma:readOnly="true">
+      <xsd:simpleType>
+        <xsd:restriction base="dms:Text"/>
+      </xsd:simpleType>
+    </xsd:element>
+    <xsd:element name="MediaServiceEventHashCode" ma:index="13" nillable="true" ma:displayName="MediaServiceEventHashCode" ma:hidden="true" ma:internalName="MediaServiceEventHashCode" ma:readOnly="true">
+      <xsd:simpleType>
+        <xsd:restriction base="dms:Text"/>
+      </xsd:simpleType>
+    </xsd:element>
+    <xsd:element name="MediaLengthInSeconds" ma:index="14" nillable="true" ma:displayName="MediaLengthInSeconds" ma:hidden="true" ma:internalName="MediaLengthInSeconds" ma:readOnly="true">
+      <xsd:simpleType>
+        <xsd:restriction base="dms:Unknown"/>
+      </xsd:simpleType>
+    </xsd:element>
+    <xsd:element name="lcf76f155ced4ddcb4097134ff3c332f" ma:index="16" nillable="true" ma:taxonomy="true" ma:internalName="lcf76f155ced4ddcb4097134ff3c332f" ma:taxonomyFieldName="MediaServiceImageTags" ma:displayName="Etiquetas de imagen" ma:readOnly="false" ma:fieldId="{5cf76f15-5ced-4ddc-b409-7134ff3c332f}" ma:taxonomyMulti="true" ma:sspId="d33c8c81-5745-4931-bcc4-c2aeafe86780" ma:termSetId="09814cd3-568e-fe90-9814-8d621ff8fb84" ma:anchorId="fba54fb3-c3e1-fe81-a776-ca4b69148c4d" ma:open="true" ma:isKeyword="false">
       <xsd:complexType>
-        <xsd:complexContent>
-          <xsd:extension base="dms:UserMulti">
-            <xsd:sequence>
-              <xsd:element name="UserInfo" minOccurs="0" maxOccurs="unbounded">
-                <xsd:complexType>
-                  <xsd:sequence>
-                    <xsd:element name="DisplayName" type="xsd:string" minOccurs="0"/>
-                    <xsd:element name="AccountId" type="dms:UserId" minOccurs="0" nillable="true"/>
-                    <xsd:element name="AccountType" type="xsd:string" minOccurs="0"/>
-                  </xsd:sequence>
-                </xsd:complexType>
-              </xsd:element>
-            </xsd:sequence>
-          </xsd:extension>
-        </xsd:complexContent>
+        <xsd:sequence>
+          <xsd:element ref="pc:Terms" minOccurs="0" maxOccurs="1"/>
+        </xsd:sequence>
       </xsd:complexType>
     </xsd:element>
-    <xsd:element name="SharedWithDetails" ma:index="9" nillable="true" ma:displayName="Detalles de uso compartido" ma:internalName="SharedWithDetails" ma:readOnly="true">
+    <xsd:element name="MediaServiceOCR" ma:index="18" nillable="true" ma:displayName="Extracted Text" ma:internalName="MediaServiceOCR" ma:readOnly="true">
       <xsd:simpleType>
         <xsd:restriction base="dms:Note">
           <xsd:maxLength value="255"/>
         </xsd:restriction>
       </xsd:simpleType>
     </xsd:element>
-    <xsd:element name="TaxCatchAll" ma:index="20" nillable="true" ma:displayName="Taxonomy Catch All Column" ma:hidden="true" ma:list="{a42ca037-5d13-4729-aeec-4237f141d2d6}" ma:internalName="TaxCatchAll" ma:showField="CatchAllData" ma:web="13c90a0b-73bc-4dc0-be5f-28d77b615beb">
+    <xsd:element name="MediaServiceBillingMetadata" ma:index="19" nillable="true" ma:displayName="MediaServiceBillingMetadata" ma:hidden="true" ma:internalName="MediaServiceBillingMetadata" ma:readOnly="true">
+      <xsd:simpleType>
+        <xsd:restriction base="dms:Note"/>
+      </xsd:simpleType>
+    </xsd:element>
+  </xsd:schema>
+  <xsd:schema xmlns:xsd="http://www.w3.org/2001/XMLSchema" xmlns:xs="http://www.w3.org/2001/XMLSchema" xmlns:dms="http://schemas.microsoft.com/office/2006/documentManagement/types" xmlns:pc="http://schemas.microsoft.com/office/infopath/2007/PartnerControls" targetNamespace="adccf511-daff-4bcb-9072-914cedbf4c7e" elementFormDefault="qualified">
+    <xsd:import namespace="http://schemas.microsoft.com/office/2006/documentManagement/types"/>
+    <xsd:import namespace="http://schemas.microsoft.com/office/infopath/2007/PartnerControls"/>
+    <xsd:element name="TaxCatchAll" ma:index="17" nillable="true" ma:displayName="Taxonomy Catch All Column" ma:hidden="true" ma:list="{d55fdbc5-1632-489d-aeea-ba6fd7407963}" ma:internalName="TaxCatchAll" ma:showField="CatchAllData" ma:web="adccf511-daff-4bcb-9072-914cedbf4c7e">
       <xsd:complexType>
         <xsd:complexContent>
           <xsd:extension base="dms:MultiChoiceLookup">
@@ -20647,69 +21753,6 @@
           </xsd:extension>
         </xsd:complexContent>
       </xsd:complexType>
-    </xsd:element>
-  </xsd:schema>
-  <xsd:schema xmlns:xsd="http://www.w3.org/2001/XMLSchema" xmlns:xs="http://www.w3.org/2001/XMLSchema" xmlns:dms="http://schemas.microsoft.com/office/2006/documentManagement/types" xmlns:pc="http://schemas.microsoft.com/office/infopath/2007/PartnerControls" targetNamespace="13c93bba-48ce-428c-bfe5-88b42c19b028" elementFormDefault="qualified">
-    <xsd:import namespace="http://schemas.microsoft.com/office/2006/documentManagement/types"/>
-    <xsd:import namespace="http://schemas.microsoft.com/office/infopath/2007/PartnerControls"/>
-    <xsd:element name="MediaServiceMetadata" ma:index="10" nillable="true" ma:displayName="MediaServiceMetadata" ma:hidden="true" ma:internalName="MediaServiceMetadata" ma:readOnly="true">
-      <xsd:simpleType>
-        <xsd:restriction base="dms:Note"/>
-      </xsd:simpleType>
-    </xsd:element>
-    <xsd:element name="MediaServiceFastMetadata" ma:index="11" nillable="true" ma:displayName="MediaServiceFastMetadata" ma:hidden="true" ma:internalName="MediaServiceFastMetadata" ma:readOnly="true">
-      <xsd:simpleType>
-        <xsd:restriction base="dms:Note"/>
-      </xsd:simpleType>
-    </xsd:element>
-    <xsd:element name="MediaServiceSearchProperties" ma:index="12" nillable="true" ma:displayName="MediaServiceSearchProperties" ma:hidden="true" ma:internalName="MediaServiceSearchProperties" ma:readOnly="true">
-      <xsd:simpleType>
-        <xsd:restriction base="dms:Note"/>
-      </xsd:simpleType>
-    </xsd:element>
-    <xsd:element name="MediaServiceObjectDetectorVersions" ma:index="13" nillable="true" ma:displayName="MediaServiceObjectDetectorVersions" ma:hidden="true" ma:indexed="true" ma:internalName="MediaServiceObjectDetectorVersions" ma:readOnly="true">
-      <xsd:simpleType>
-        <xsd:restriction base="dms:Text"/>
-      </xsd:simpleType>
-    </xsd:element>
-    <xsd:element name="MediaServiceDateTaken" ma:index="14" nillable="true" ma:displayName="MediaServiceDateTaken" ma:hidden="true" ma:indexed="true" ma:internalName="MediaServiceDateTaken" ma:readOnly="true">
-      <xsd:simpleType>
-        <xsd:restriction base="dms:Text"/>
-      </xsd:simpleType>
-    </xsd:element>
-    <xsd:element name="MediaServiceGenerationTime" ma:index="15" nillable="true" ma:displayName="MediaServiceGenerationTime" ma:hidden="true" ma:internalName="MediaServiceGenerationTime" ma:readOnly="true">
-      <xsd:simpleType>
-        <xsd:restriction base="dms:Text"/>
-      </xsd:simpleType>
-    </xsd:element>
-    <xsd:element name="MediaServiceEventHashCode" ma:index="16" nillable="true" ma:displayName="MediaServiceEventHashCode" ma:hidden="true" ma:internalName="MediaServiceEventHashCode" ma:readOnly="true">
-      <xsd:simpleType>
-        <xsd:restriction base="dms:Text"/>
-      </xsd:simpleType>
-    </xsd:element>
-    <xsd:element name="MediaLengthInSeconds" ma:index="17" nillable="true" ma:displayName="MediaLengthInSeconds" ma:hidden="true" ma:internalName="MediaLengthInSeconds" ma:readOnly="true">
-      <xsd:simpleType>
-        <xsd:restriction base="dms:Unknown"/>
-      </xsd:simpleType>
-    </xsd:element>
-    <xsd:element name="lcf76f155ced4ddcb4097134ff3c332f" ma:index="19" nillable="true" ma:taxonomy="true" ma:internalName="lcf76f155ced4ddcb4097134ff3c332f" ma:taxonomyFieldName="MediaServiceImageTags" ma:displayName="Etiquetas de imagen" ma:readOnly="false" ma:fieldId="{5cf76f15-5ced-4ddc-b409-7134ff3c332f}" ma:taxonomyMulti="true" ma:sspId="d33c8c81-5745-4931-bcc4-c2aeafe86780" ma:termSetId="09814cd3-568e-fe90-9814-8d621ff8fb84" ma:anchorId="fba54fb3-c3e1-fe81-a776-ca4b69148c4d" ma:open="true" ma:isKeyword="false">
-      <xsd:complexType>
-        <xsd:sequence>
-          <xsd:element ref="pc:Terms" minOccurs="0" maxOccurs="1"/>
-        </xsd:sequence>
-      </xsd:complexType>
-    </xsd:element>
-    <xsd:element name="MediaServiceOCR" ma:index="21" nillable="true" ma:displayName="Extracted Text" ma:internalName="MediaServiceOCR" ma:readOnly="true">
-      <xsd:simpleType>
-        <xsd:restriction base="dms:Note">
-          <xsd:maxLength value="255"/>
-        </xsd:restriction>
-      </xsd:simpleType>
-    </xsd:element>
-    <xsd:element name="MediaServiceLocation" ma:index="22" nillable="true" ma:displayName="Location" ma:description="" ma:indexed="true" ma:internalName="MediaServiceLocation" ma:readOnly="true">
-      <xsd:simpleType>
-        <xsd:restriction base="dms:Text"/>
-      </xsd:simpleType>
     </xsd:element>
   </xsd:schema>
   <xsd:schema xmlns="http://schemas.openxmlformats.org/package/2006/metadata/core-properties" xmlns:xsd="http://www.w3.org/2001/XMLSchema" xmlns:xsi="http://www.w3.org/2001/XMLSchema-instance" xmlns:dc="http://purl.org/dc/elements/1.1/" xmlns:dcterms="http://purl.org/dc/terms/" xmlns:odoc="http://schemas.microsoft.com/internal/obd" targetNamespace="http://schemas.openxmlformats.org/package/2006/metadata/core-properties" elementFormDefault="qualified" attributeFormDefault="unqualified" blockDefault="#all">
@@ -20811,7 +21854,7 @@
 </ct:contentTypeSchema>
 </file>
 
-<file path=customXml/item3.xml><?xml version="1.0" encoding="utf-8"?>
+<file path=customXml/item4.xml><?xml version="1.0" encoding="utf-8"?>
 <b:Sources xmlns:b="http://schemas.openxmlformats.org/officeDocument/2006/bibliography" xmlns="http://schemas.openxmlformats.org/officeDocument/2006/bibliography" SelectedStyle="\APASixthEditionOfficeOnline.xsl" StyleName="APA" Version="6">
   <b:Source>
     <b:Tag>Mue12</b:Tag>
@@ -21322,38 +22365,7 @@
 </b:Sources>
 </file>
 
-<file path=customXml/item4.xml><?xml version="1.0" encoding="utf-8"?>
-<p:properties xmlns:p="http://schemas.microsoft.com/office/2006/metadata/properties" xmlns:xsi="http://www.w3.org/2001/XMLSchema-instance" xmlns:pc="http://schemas.microsoft.com/office/infopath/2007/PartnerControls">
-  <documentManagement>
-    <TaxCatchAll xmlns="13c90a0b-73bc-4dc0-be5f-28d77b615beb" xsi:nil="true"/>
-    <lcf76f155ced4ddcb4097134ff3c332f xmlns="13c93bba-48ce-428c-bfe5-88b42c19b028">
-      <Terms xmlns="http://schemas.microsoft.com/office/infopath/2007/PartnerControls"/>
-    </lcf76f155ced4ddcb4097134ff3c332f>
-  </documentManagement>
-</p:properties>
-</file>
-
 <file path=customXml/itemProps1.xml><?xml version="1.0" encoding="utf-8"?>
-<ds:datastoreItem xmlns:ds="http://schemas.openxmlformats.org/officeDocument/2006/customXml" ds:itemID="{81CBDEC1-3B00-44ED-AD36-0268077980BA}">
-  <ds:schemaRefs>
-    <ds:schemaRef ds:uri="http://schemas.microsoft.com/sharepoint/v3/contenttype/forms"/>
-  </ds:schemaRefs>
-</ds:datastoreItem>
-</file>
-
-<file path=customXml/itemProps2.xml><?xml version="1.0" encoding="utf-8"?>
-<ds:datastoreItem xmlns:ds="http://schemas.openxmlformats.org/officeDocument/2006/customXml" ds:itemID="{A541A553-DB8C-431E-A140-CEDE8E8D469F}"/>
-</file>
-
-<file path=customXml/itemProps3.xml><?xml version="1.0" encoding="utf-8"?>
-<ds:datastoreItem xmlns:ds="http://schemas.openxmlformats.org/officeDocument/2006/customXml" ds:itemID="{84F3832F-79D0-40EC-924E-4EC5D33B7AFB}">
-  <ds:schemaRefs>
-    <ds:schemaRef ds:uri="http://schemas.openxmlformats.org/officeDocument/2006/bibliography"/>
-  </ds:schemaRefs>
-</ds:datastoreItem>
-</file>
-
-<file path=customXml/itemProps4.xml><?xml version="1.0" encoding="utf-8"?>
 <ds:datastoreItem xmlns:ds="http://schemas.openxmlformats.org/officeDocument/2006/customXml" ds:itemID="{1145D752-ACC1-45E1-AB53-0C756F67FC7F}">
   <ds:schemaRefs>
     <ds:schemaRef ds:uri="http://schemas.microsoft.com/office/2006/metadata/properties"/>
@@ -21362,4 +22374,39 @@
     <ds:schemaRef ds:uri="a70d3c18-0869-45a1-9f75-4b4b8f0f32be"/>
   </ds:schemaRefs>
 </ds:datastoreItem>
+</file>
+
+<file path=customXml/itemProps2.xml><?xml version="1.0" encoding="utf-8"?>
+<ds:datastoreItem xmlns:ds="http://schemas.openxmlformats.org/officeDocument/2006/customXml" ds:itemID="{81CBDEC1-3B00-44ED-AD36-0268077980BA}">
+  <ds:schemaRefs>
+    <ds:schemaRef ds:uri="http://schemas.microsoft.com/sharepoint/v3/contenttype/forms"/>
+  </ds:schemaRefs>
+</ds:datastoreItem>
+</file>
+
+<file path=customXml/itemProps3.xml><?xml version="1.0" encoding="utf-8"?>
+<ds:datastoreItem xmlns:ds="http://schemas.openxmlformats.org/officeDocument/2006/customXml" ds:itemID="{996434B9-CC1E-4468-A086-AA07C2AF1350}">
+  <ds:schemaRefs>
+    <ds:schemaRef ds:uri="http://schemas.microsoft.com/office/2006/metadata/contentType"/>
+    <ds:schemaRef ds:uri="http://schemas.microsoft.com/office/2006/metadata/properties/metaAttributes"/>
+    <ds:schemaRef ds:uri="http://www.w3.org/2001/XMLSchema"/>
+    <ds:schemaRef ds:uri="http://schemas.microsoft.com/office/2006/metadata/properties"/>
+    <ds:schemaRef ds:uri="a70d3c18-0869-45a1-9f75-4b4b8f0f32be"/>
+    <ds:schemaRef ds:uri="adccf511-daff-4bcb-9072-914cedbf4c7e"/>
+    <ds:schemaRef ds:uri="http://schemas.microsoft.com/office/2006/documentManagement/types"/>
+    <ds:schemaRef ds:uri="http://schemas.microsoft.com/office/infopath/2007/PartnerControls"/>
+    <ds:schemaRef ds:uri="http://schemas.openxmlformats.org/package/2006/metadata/core-properties"/>
+    <ds:schemaRef ds:uri="http://purl.org/dc/elements/1.1/"/>
+    <ds:schemaRef ds:uri="http://purl.org/dc/terms/"/>
+    <ds:schemaRef ds:uri="http://schemas.microsoft.com/internal/obd"/>
+  </ds:schemaRefs>
+</ds:datastoreItem>
+</file>
+
+<file path=customXml/itemProps4.xml><?xml version="1.0" encoding="utf-8"?>
+<ds:datastoreItem xmlns:ds="http://schemas.openxmlformats.org/officeDocument/2006/customXml" ds:itemID="{84F3832F-79D0-40EC-924E-4EC5D33B7AFB}">
+  <ds:schemaRefs>
+    <ds:schemaRef ds:uri="http://schemas.openxmlformats.org/officeDocument/2006/bibliography"/>
+  </ds:schemaRefs>
+</ds:datastoreItem>
 </file>